--- a/fra/docx/41.content.docx
+++ b/fra/docx/41.content.docx
@@ -398,18 +398,12 @@
         </w:rPr>
         <w:t xml:space="preserve"> Le verbe grec traduit « arrestation » (παραδίδωμι, paradidomi, G3860) exprime l’idée de remettre quelqu’un au contrôle d’autres personnes. Jean a été livré et a donc été emprisonné. Le verbe grec peut décrire l’arrestation de quelqu’un de coupable ou d’innocent et peut aussi exprimer l’idée de trahison. C’est le même verbe qui est utilisé pour décrire l’action de Judas Iscariot envers Jésus (livrer, trahir), voir p. ex. </w:t>
       </w:r>
-      <w:hyperlink r:id="rId15">
-        <w:r>
-          <w:rPr>
-            <w:lang w:val="fr_FR" w:bidi="fr_FR"/>
-          </w:rPr>
-          <w:rPr>
-            <w:color w:val="0000EE"/>
-            <w:u w:val="single"/>
-          </w:rPr>
-          <w:t>Mt 27.4</w:t>
-        </w:r>
-      </w:hyperlink>
+      <w:r>
+        <w:rPr>
+          <w:lang w:val="fr_FR" w:bidi="fr_FR"/>
+        </w:rPr>
+        <w:t>Mt 27.4</w:t>
+      </w:r>
       <w:r>
         <w:rPr>
           <w:lang w:val="fr_FR" w:bidi="fr_FR"/>
@@ -435,342 +429,228 @@
         </w:rPr>
         <w:t xml:space="preserve">Ce verbe est utilisé 20 fois dans Marc : </w:t>
       </w:r>
-      <w:hyperlink r:id="rId16">
-        <w:r>
-          <w:rPr>
-            <w:lang w:val="fr_FR" w:bidi="fr_FR"/>
-          </w:rPr>
-          <w:rPr>
-            <w:color w:val="0000EE"/>
-            <w:u w:val="single"/>
-          </w:rPr>
-          <w:t>1.14</w:t>
-        </w:r>
-      </w:hyperlink>
+      <w:r>
+        <w:rPr>
+          <w:lang w:val="fr_FR" w:bidi="fr_FR"/>
+        </w:rPr>
+        <w:t>1.14</w:t>
+      </w:r>
       <w:r>
         <w:rPr>
           <w:lang w:val="fr_FR" w:bidi="fr_FR"/>
         </w:rPr>
         <w:t xml:space="preserve"> (« arrestation ») ; </w:t>
       </w:r>
-      <w:hyperlink r:id="rId17">
-        <w:r>
-          <w:rPr>
-            <w:lang w:val="fr_FR" w:bidi="fr_FR"/>
-          </w:rPr>
-          <w:rPr>
-            <w:color w:val="0000EE"/>
-            <w:u w:val="single"/>
-          </w:rPr>
-          <w:t>3.19</w:t>
-        </w:r>
-      </w:hyperlink>
+      <w:r>
+        <w:rPr>
+          <w:lang w:val="fr_FR" w:bidi="fr_FR"/>
+        </w:rPr>
+        <w:t>3.19</w:t>
+      </w:r>
       <w:r>
         <w:rPr>
           <w:lang w:val="fr_FR" w:bidi="fr_FR"/>
         </w:rPr>
         <w:t xml:space="preserve"> (« livra ») ; </w:t>
       </w:r>
-      <w:hyperlink r:id="rId18">
-        <w:r>
-          <w:rPr>
-            <w:lang w:val="fr_FR" w:bidi="fr_FR"/>
-          </w:rPr>
-          <w:rPr>
-            <w:color w:val="0000EE"/>
-            <w:u w:val="single"/>
-          </w:rPr>
-          <w:t>4.29</w:t>
-        </w:r>
-      </w:hyperlink>
+      <w:r>
+        <w:rPr>
+          <w:lang w:val="fr_FR" w:bidi="fr_FR"/>
+        </w:rPr>
+        <w:t>4.29</w:t>
+      </w:r>
       <w:r>
         <w:rPr>
           <w:lang w:val="fr_FR" w:bidi="fr_FR"/>
         </w:rPr>
         <w:t xml:space="preserve"> (« est produit ») ; </w:t>
       </w:r>
-      <w:hyperlink r:id="rId19">
-        <w:r>
-          <w:rPr>
-            <w:lang w:val="fr_FR" w:bidi="fr_FR"/>
-          </w:rPr>
-          <w:rPr>
-            <w:color w:val="0000EE"/>
-            <w:u w:val="single"/>
-          </w:rPr>
-          <w:t>7.19</w:t>
-        </w:r>
-      </w:hyperlink>
+      <w:r>
+        <w:rPr>
+          <w:lang w:val="fr_FR" w:bidi="fr_FR"/>
+        </w:rPr>
+        <w:t>7.19</w:t>
+      </w:r>
       <w:r>
         <w:rPr>
           <w:lang w:val="fr_FR" w:bidi="fr_FR"/>
         </w:rPr>
         <w:t xml:space="preserve"> (« avez transmise ») ; </w:t>
       </w:r>
-      <w:hyperlink r:id="rId20">
-        <w:r>
-          <w:rPr>
-            <w:lang w:val="fr_FR" w:bidi="fr_FR"/>
-          </w:rPr>
-          <w:rPr>
-            <w:color w:val="0000EE"/>
-            <w:u w:val="single"/>
-          </w:rPr>
-          <w:t>9.3</w:t>
-        </w:r>
-      </w:hyperlink>
+      <w:r>
+        <w:rPr>
+          <w:lang w:val="fr_FR" w:bidi="fr_FR"/>
+        </w:rPr>
+        <w:t>9.3</w:t>
+      </w:r>
       <w:r>
         <w:rPr>
           <w:lang w:val="fr_FR" w:bidi="fr_FR"/>
         </w:rPr>
         <w:t xml:space="preserve">, </w:t>
       </w:r>
-      <w:hyperlink r:id="rId21">
-        <w:r>
-          <w:rPr>
-            <w:lang w:val="fr_FR" w:bidi="fr_FR"/>
-          </w:rPr>
-          <w:rPr>
-            <w:color w:val="0000EE"/>
-            <w:u w:val="single"/>
-          </w:rPr>
-          <w:t>10.33</w:t>
-        </w:r>
-      </w:hyperlink>
+      <w:r>
+        <w:rPr>
+          <w:lang w:val="fr_FR" w:bidi="fr_FR"/>
+        </w:rPr>
+        <w:t>10.33</w:t>
+      </w:r>
       <w:r>
         <w:rPr>
           <w:lang w:val="fr_FR" w:bidi="fr_FR"/>
         </w:rPr>
         <w:t xml:space="preserve">, </w:t>
       </w:r>
-      <w:hyperlink r:id="rId22">
-        <w:r>
-          <w:rPr>
-            <w:lang w:val="fr_FR" w:bidi="fr_FR"/>
-          </w:rPr>
-          <w:rPr>
-            <w:color w:val="0000EE"/>
-            <w:u w:val="single"/>
-          </w:rPr>
-          <w:t>13.9</w:t>
-        </w:r>
-      </w:hyperlink>
+      <w:r>
+        <w:rPr>
+          <w:lang w:val="fr_FR" w:bidi="fr_FR"/>
+        </w:rPr>
+        <w:t>13.9</w:t>
+      </w:r>
       <w:r>
         <w:rPr>
           <w:lang w:val="fr_FR" w:bidi="fr_FR"/>
         </w:rPr>
         <w:t xml:space="preserve">, </w:t>
       </w:r>
-      <w:hyperlink r:id="rId23">
-        <w:r>
-          <w:rPr>
-            <w:lang w:val="fr_FR" w:bidi="fr_FR"/>
-          </w:rPr>
-          <w:rPr>
-            <w:color w:val="0000EE"/>
-            <w:u w:val="single"/>
-          </w:rPr>
-          <w:t>11</w:t>
-        </w:r>
-      </w:hyperlink>
+      <w:r>
+        <w:rPr>
+          <w:lang w:val="fr_FR" w:bidi="fr_FR"/>
+        </w:rPr>
+        <w:t>11</w:t>
+      </w:r>
       <w:r>
         <w:rPr>
           <w:lang w:val="fr_FR" w:bidi="fr_FR"/>
         </w:rPr>
         <w:t xml:space="preserve">, </w:t>
       </w:r>
-      <w:hyperlink r:id="rId24">
-        <w:r>
-          <w:rPr>
-            <w:lang w:val="fr_FR" w:bidi="fr_FR"/>
-          </w:rPr>
-          <w:rPr>
-            <w:color w:val="0000EE"/>
-            <w:u w:val="single"/>
-          </w:rPr>
-          <w:t>12</w:t>
-        </w:r>
-      </w:hyperlink>
+      <w:r>
+        <w:rPr>
+          <w:lang w:val="fr_FR" w:bidi="fr_FR"/>
+        </w:rPr>
+        <w:t>12</w:t>
+      </w:r>
       <w:r>
         <w:rPr>
           <w:lang w:val="fr_FR" w:bidi="fr_FR"/>
         </w:rPr>
         <w:t xml:space="preserve"> ; </w:t>
       </w:r>
-      <w:hyperlink r:id="rId25">
-        <w:r>
-          <w:rPr>
-            <w:lang w:val="fr_FR" w:bidi="fr_FR"/>
-          </w:rPr>
-          <w:rPr>
-            <w:color w:val="0000EE"/>
-            <w:u w:val="single"/>
-          </w:rPr>
-          <w:t>14.10</w:t>
-        </w:r>
-      </w:hyperlink>
+      <w:r>
+        <w:rPr>
+          <w:lang w:val="fr_FR" w:bidi="fr_FR"/>
+        </w:rPr>
+        <w:t>14.10</w:t>
+      </w:r>
       <w:r>
         <w:rPr>
           <w:lang w:val="fr_FR" w:bidi="fr_FR"/>
         </w:rPr>
         <w:t xml:space="preserve">, </w:t>
       </w:r>
-      <w:hyperlink r:id="rId26">
-        <w:r>
-          <w:rPr>
-            <w:lang w:val="fr_FR" w:bidi="fr_FR"/>
-          </w:rPr>
-          <w:rPr>
-            <w:color w:val="0000EE"/>
-            <w:u w:val="single"/>
-          </w:rPr>
-          <w:t>11</w:t>
-        </w:r>
-      </w:hyperlink>
+      <w:r>
+        <w:rPr>
+          <w:lang w:val="fr_FR" w:bidi="fr_FR"/>
+        </w:rPr>
+        <w:t>11</w:t>
+      </w:r>
       <w:r>
         <w:rPr>
           <w:lang w:val="fr_FR" w:bidi="fr_FR"/>
         </w:rPr>
         <w:t xml:space="preserve">, </w:t>
       </w:r>
-      <w:hyperlink r:id="rId27">
-        <w:r>
-          <w:rPr>
-            <w:lang w:val="fr_FR" w:bidi="fr_FR"/>
-          </w:rPr>
-          <w:rPr>
-            <w:color w:val="0000EE"/>
-            <w:u w:val="single"/>
-          </w:rPr>
-          <w:t>18</w:t>
-        </w:r>
-      </w:hyperlink>
+      <w:r>
+        <w:rPr>
+          <w:lang w:val="fr_FR" w:bidi="fr_FR"/>
+        </w:rPr>
+        <w:t>18</w:t>
+      </w:r>
       <w:r>
         <w:rPr>
           <w:lang w:val="fr_FR" w:bidi="fr_FR"/>
         </w:rPr>
         <w:t xml:space="preserve">, </w:t>
       </w:r>
-      <w:hyperlink r:id="rId28">
-        <w:r>
-          <w:rPr>
-            <w:lang w:val="fr_FR" w:bidi="fr_FR"/>
-          </w:rPr>
-          <w:rPr>
-            <w:color w:val="0000EE"/>
-            <w:u w:val="single"/>
-          </w:rPr>
-          <w:t>21</w:t>
-        </w:r>
-      </w:hyperlink>
+      <w:r>
+        <w:rPr>
+          <w:lang w:val="fr_FR" w:bidi="fr_FR"/>
+        </w:rPr>
+        <w:t>21</w:t>
+      </w:r>
       <w:r>
         <w:rPr>
           <w:lang w:val="fr_FR" w:bidi="fr_FR"/>
         </w:rPr>
         <w:t xml:space="preserve">, </w:t>
       </w:r>
-      <w:hyperlink r:id="rId29">
-        <w:r>
-          <w:rPr>
-            <w:lang w:val="fr_FR" w:bidi="fr_FR"/>
-          </w:rPr>
-          <w:rPr>
-            <w:color w:val="0000EE"/>
-            <w:u w:val="single"/>
-          </w:rPr>
-          <w:t>41</w:t>
-        </w:r>
-      </w:hyperlink>
+      <w:r>
+        <w:rPr>
+          <w:lang w:val="fr_FR" w:bidi="fr_FR"/>
+        </w:rPr>
+        <w:t>41</w:t>
+      </w:r>
       <w:r>
         <w:rPr>
           <w:lang w:val="fr_FR" w:bidi="fr_FR"/>
         </w:rPr>
         <w:t xml:space="preserve">, </w:t>
       </w:r>
-      <w:hyperlink r:id="rId30">
-        <w:r>
-          <w:rPr>
-            <w:lang w:val="fr_FR" w:bidi="fr_FR"/>
-          </w:rPr>
-          <w:rPr>
-            <w:color w:val="0000EE"/>
-            <w:u w:val="single"/>
-          </w:rPr>
-          <w:t>42</w:t>
-        </w:r>
-      </w:hyperlink>
+      <w:r>
+        <w:rPr>
+          <w:lang w:val="fr_FR" w:bidi="fr_FR"/>
+        </w:rPr>
+        <w:t>42</w:t>
+      </w:r>
       <w:r>
         <w:rPr>
           <w:lang w:val="fr_FR" w:bidi="fr_FR"/>
         </w:rPr>
         <w:t xml:space="preserve">, </w:t>
       </w:r>
-      <w:hyperlink r:id="rId31">
-        <w:r>
-          <w:rPr>
-            <w:lang w:val="fr_FR" w:bidi="fr_FR"/>
-          </w:rPr>
-          <w:rPr>
-            <w:color w:val="0000EE"/>
-            <w:u w:val="single"/>
-          </w:rPr>
-          <w:t>43</w:t>
-        </w:r>
-      </w:hyperlink>
+      <w:r>
+        <w:rPr>
+          <w:lang w:val="fr_FR" w:bidi="fr_FR"/>
+        </w:rPr>
+        <w:t>43</w:t>
+      </w:r>
       <w:r>
         <w:rPr>
           <w:lang w:val="fr_FR" w:bidi="fr_FR"/>
         </w:rPr>
         <w:t xml:space="preserve">, </w:t>
       </w:r>
-      <w:hyperlink r:id="rId32">
-        <w:r>
-          <w:rPr>
-            <w:lang w:val="fr_FR" w:bidi="fr_FR"/>
-          </w:rPr>
-          <w:rPr>
-            <w:color w:val="0000EE"/>
-            <w:u w:val="single"/>
-          </w:rPr>
-          <w:t>15.1</w:t>
-        </w:r>
-      </w:hyperlink>
+      <w:r>
+        <w:rPr>
+          <w:lang w:val="fr_FR" w:bidi="fr_FR"/>
+        </w:rPr>
+        <w:t>15.1</w:t>
+      </w:r>
       <w:r>
         <w:rPr>
           <w:lang w:val="fr_FR" w:bidi="fr_FR"/>
         </w:rPr>
         <w:t xml:space="preserve">, </w:t>
       </w:r>
-      <w:hyperlink r:id="rId33">
-        <w:r>
-          <w:rPr>
-            <w:lang w:val="fr_FR" w:bidi="fr_FR"/>
-          </w:rPr>
-          <w:rPr>
-            <w:color w:val="0000EE"/>
-            <w:u w:val="single"/>
-          </w:rPr>
-          <w:t>10</w:t>
-        </w:r>
-      </w:hyperlink>
+      <w:r>
+        <w:rPr>
+          <w:lang w:val="fr_FR" w:bidi="fr_FR"/>
+        </w:rPr>
+        <w:t>10</w:t>
+      </w:r>
       <w:r>
         <w:rPr>
           <w:lang w:val="fr_FR" w:bidi="fr_FR"/>
         </w:rPr>
         <w:t xml:space="preserve">, </w:t>
       </w:r>
-      <w:hyperlink r:id="rId34">
-        <w:r>
-          <w:rPr>
-            <w:lang w:val="fr_FR" w:bidi="fr_FR"/>
-          </w:rPr>
-          <w:rPr>
-            <w:color w:val="0000EE"/>
-            <w:u w:val="single"/>
-          </w:rPr>
-          <w:t>15</w:t>
-        </w:r>
-      </w:hyperlink>
+      <w:r>
+        <w:rPr>
+          <w:lang w:val="fr_FR" w:bidi="fr_FR"/>
+        </w:rPr>
+        <w:t>15</w:t>
+      </w:r>
       <w:r>
         <w:rPr>
           <w:lang w:val="fr_FR" w:bidi="fr_FR"/>
@@ -1462,18 +1342,12 @@
         </w:rPr>
         <w:t xml:space="preserve"> L’expression « en son esprit » est aussi utilisée dans </w:t>
       </w:r>
-      <w:hyperlink r:id="rId35">
-        <w:r>
-          <w:rPr>
-            <w:lang w:val="fr_FR" w:bidi="fr_FR"/>
-          </w:rPr>
-          <w:rPr>
-            <w:color w:val="0000EE"/>
-            <w:u w:val="single"/>
-          </w:rPr>
-          <w:t>8.12</w:t>
-        </w:r>
-      </w:hyperlink>
+      <w:r>
+        <w:rPr>
+          <w:lang w:val="fr_FR" w:bidi="fr_FR"/>
+        </w:rPr>
+        <w:t>8.12</w:t>
+      </w:r>
       <w:r>
         <w:rPr>
           <w:lang w:val="fr_FR" w:bidi="fr_FR"/>
@@ -1528,72 +1402,48 @@
         </w:rPr>
         <w:t xml:space="preserve"> Le verbe grec traduit « furent stupéfaits » signifie être tellement étonné qu’on en a le souffle coupé. Ce verbe est utilisé quatre fois dans Marc : </w:t>
       </w:r>
-      <w:hyperlink r:id="rId36">
-        <w:r>
-          <w:rPr>
-            <w:lang w:val="fr_FR" w:bidi="fr_FR"/>
-          </w:rPr>
-          <w:rPr>
-            <w:color w:val="0000EE"/>
-            <w:u w:val="single"/>
-          </w:rPr>
-          <w:t>2.12</w:t>
-        </w:r>
-      </w:hyperlink>
+      <w:r>
+        <w:rPr>
+          <w:lang w:val="fr_FR" w:bidi="fr_FR"/>
+        </w:rPr>
+        <w:t>2.12</w:t>
+      </w:r>
       <w:r>
         <w:rPr>
           <w:lang w:val="fr_FR" w:bidi="fr_FR"/>
         </w:rPr>
         <w:t xml:space="preserve">, </w:t>
       </w:r>
-      <w:hyperlink r:id="rId37">
-        <w:r>
-          <w:rPr>
-            <w:lang w:val="fr_FR" w:bidi="fr_FR"/>
-          </w:rPr>
-          <w:rPr>
-            <w:color w:val="0000EE"/>
-            <w:u w:val="single"/>
-          </w:rPr>
-          <w:t>3.21</w:t>
-        </w:r>
-      </w:hyperlink>
+      <w:r>
+        <w:rPr>
+          <w:lang w:val="fr_FR" w:bidi="fr_FR"/>
+        </w:rPr>
+        <w:t>3.21</w:t>
+      </w:r>
       <w:r>
         <w:rPr>
           <w:lang w:val="fr_FR" w:bidi="fr_FR"/>
         </w:rPr>
         <w:t xml:space="preserve"> (traduit « a perdu la raison »), </w:t>
       </w:r>
-      <w:hyperlink r:id="rId38">
-        <w:r>
-          <w:rPr>
-            <w:lang w:val="fr_FR" w:bidi="fr_FR"/>
-          </w:rPr>
-          <w:rPr>
-            <w:color w:val="0000EE"/>
-            <w:u w:val="single"/>
-          </w:rPr>
-          <w:t>5.42</w:t>
-        </w:r>
-      </w:hyperlink>
+      <w:r>
+        <w:rPr>
+          <w:lang w:val="fr_FR" w:bidi="fr_FR"/>
+        </w:rPr>
+        <w:t>5.42</w:t>
+      </w:r>
       <w:r>
         <w:rPr>
           <w:lang w:val="fr_FR" w:bidi="fr_FR"/>
         </w:rPr>
         <w:t xml:space="preserve">, </w:t>
       </w:r>
-      <w:hyperlink r:id="rId39">
-        <w:r>
-          <w:rPr>
-            <w:lang w:val="fr_FR" w:bidi="fr_FR"/>
-          </w:rPr>
-          <w:rPr>
-            <w:color w:val="0000EE"/>
-            <w:u w:val="single"/>
-          </w:rPr>
-          <w:t>6.51</w:t>
-        </w:r>
-      </w:hyperlink>
+      <w:r>
+        <w:rPr>
+          <w:lang w:val="fr_FR" w:bidi="fr_FR"/>
+        </w:rPr>
+        <w:t>6.51</w:t>
+      </w:r>
       <w:r>
         <w:rPr>
           <w:lang w:val="fr_FR" w:bidi="fr_FR"/>
@@ -2073,18 +1923,12 @@
         </w:rPr>
         <w:t xml:space="preserve"> la main de la fille de Jaïrus lorsqu’il la ressuscite (</w:t>
       </w:r>
-      <w:hyperlink r:id="rId40">
-        <w:r>
-          <w:rPr>
-            <w:lang w:val="fr_FR" w:bidi="fr_FR"/>
-          </w:rPr>
-          <w:rPr>
-            <w:color w:val="0000EE"/>
-            <w:u w:val="single"/>
-          </w:rPr>
-          <w:t>Mt 9.25</w:t>
-        </w:r>
-      </w:hyperlink>
+      <w:r>
+        <w:rPr>
+          <w:lang w:val="fr_FR" w:bidi="fr_FR"/>
+        </w:rPr>
+        <w:t>Mt 9.25</w:t>
+      </w:r>
       <w:r>
         <w:rPr>
           <w:lang w:val="fr_FR" w:bidi="fr_FR"/>
@@ -2127,18 +1971,12 @@
         </w:rPr>
         <w:t xml:space="preserve"> pour la sortir d’une fosse dans laquelle elle serait tombée, même le jour du sabbat (</w:t>
       </w:r>
-      <w:hyperlink r:id="rId41">
-        <w:r>
-          <w:rPr>
-            <w:lang w:val="fr_FR" w:bidi="fr_FR"/>
-          </w:rPr>
-          <w:rPr>
-            <w:color w:val="0000EE"/>
-            <w:u w:val="single"/>
-          </w:rPr>
-          <w:t>Mt 12.11</w:t>
-        </w:r>
-      </w:hyperlink>
+      <w:r>
+        <w:rPr>
+          <w:lang w:val="fr_FR" w:bidi="fr_FR"/>
+        </w:rPr>
+        <w:t>Mt 12.11</w:t>
+      </w:r>
       <w:r>
         <w:rPr>
           <w:lang w:val="fr_FR" w:bidi="fr_FR"/>
@@ -2181,18 +2019,12 @@
         </w:rPr>
         <w:t xml:space="preserve"> par Hérode (</w:t>
       </w:r>
-      <w:hyperlink r:id="rId42">
-        <w:r>
-          <w:rPr>
-            <w:lang w:val="fr_FR" w:bidi="fr_FR"/>
-          </w:rPr>
-          <w:rPr>
-            <w:color w:val="0000EE"/>
-            <w:u w:val="single"/>
-          </w:rPr>
-          <w:t>Mt 14.3</w:t>
-        </w:r>
-      </w:hyperlink>
+      <w:r>
+        <w:rPr>
+          <w:lang w:val="fr_FR" w:bidi="fr_FR"/>
+        </w:rPr>
+        <w:t>Mt 14.3</w:t>
+      </w:r>
       <w:r>
         <w:rPr>
           <w:lang w:val="fr_FR" w:bidi="fr_FR"/>
@@ -2235,18 +2067,12 @@
         </w:rPr>
         <w:t xml:space="preserve"> par les pharisiens (</w:t>
       </w:r>
-      <w:hyperlink r:id="rId43">
-        <w:r>
-          <w:rPr>
-            <w:lang w:val="fr_FR" w:bidi="fr_FR"/>
-          </w:rPr>
-          <w:rPr>
-            <w:color w:val="0000EE"/>
-            <w:u w:val="single"/>
-          </w:rPr>
-          <w:t>Mc 7.8</w:t>
-        </w:r>
-      </w:hyperlink>
+      <w:r>
+        <w:rPr>
+          <w:lang w:val="fr_FR" w:bidi="fr_FR"/>
+        </w:rPr>
+        <w:t>Mc 7.8</w:t>
+      </w:r>
       <w:r>
         <w:rPr>
           <w:lang w:val="fr_FR" w:bidi="fr_FR"/>
@@ -2289,18 +2115,12 @@
         </w:rPr>
         <w:t xml:space="preserve"> et discutent (</w:t>
       </w:r>
-      <w:hyperlink r:id="rId44">
-        <w:r>
-          <w:rPr>
-            <w:lang w:val="fr_FR" w:bidi="fr_FR"/>
-          </w:rPr>
-          <w:rPr>
-            <w:color w:val="0000EE"/>
-            <w:u w:val="single"/>
-          </w:rPr>
-          <w:t>Mc 9.10</w:t>
-        </w:r>
-      </w:hyperlink>
+      <w:r>
+        <w:rPr>
+          <w:lang w:val="fr_FR" w:bidi="fr_FR"/>
+        </w:rPr>
+        <w:t>Mc 9.10</w:t>
+      </w:r>
       <w:r>
         <w:rPr>
           <w:lang w:val="fr_FR" w:bidi="fr_FR"/>
@@ -3333,18 +3153,12 @@
         </w:rPr>
         <w:t xml:space="preserve"> Le mot grec traduit « bateau » ici est légèrement différent de celui qui est traduit « barque » dans </w:t>
       </w:r>
-      <w:hyperlink r:id="rId45">
-        <w:r>
-          <w:rPr>
-            <w:lang w:val="fr_FR" w:bidi="fr_FR"/>
-          </w:rPr>
-          <w:rPr>
-            <w:color w:val="0000EE"/>
-            <w:u w:val="single"/>
-          </w:rPr>
-          <w:t>3.9</w:t>
-        </w:r>
-      </w:hyperlink>
+      <w:r>
+        <w:rPr>
+          <w:lang w:val="fr_FR" w:bidi="fr_FR"/>
+        </w:rPr>
+        <w:t>3.9</w:t>
+      </w:r>
       <w:r>
         <w:rPr>
           <w:lang w:val="fr_FR" w:bidi="fr_FR"/>
@@ -3399,36 +3213,24 @@
         </w:rPr>
         <w:t xml:space="preserve"> Le mot grec traduit « maître » ici est différent de celui qui est utilisé dans </w:t>
       </w:r>
-      <w:hyperlink r:id="rId46">
-        <w:r>
-          <w:rPr>
-            <w:lang w:val="fr_FR" w:bidi="fr_FR"/>
-          </w:rPr>
-          <w:rPr>
-            <w:color w:val="0000EE"/>
-            <w:u w:val="single"/>
-          </w:rPr>
-          <w:t>2.28</w:t>
-        </w:r>
-      </w:hyperlink>
+      <w:r>
+        <w:rPr>
+          <w:lang w:val="fr_FR" w:bidi="fr_FR"/>
+        </w:rPr>
+        <w:t>2.28</w:t>
+      </w:r>
       <w:r>
         <w:rPr>
           <w:lang w:val="fr_FR" w:bidi="fr_FR"/>
         </w:rPr>
         <w:t xml:space="preserve"> et dans </w:t>
       </w:r>
-      <w:hyperlink r:id="rId47">
-        <w:r>
-          <w:rPr>
-            <w:lang w:val="fr_FR" w:bidi="fr_FR"/>
-          </w:rPr>
-          <w:rPr>
-            <w:color w:val="0000EE"/>
-            <w:u w:val="single"/>
-          </w:rPr>
-          <w:t>14.14</w:t>
-        </w:r>
-      </w:hyperlink>
+      <w:r>
+        <w:rPr>
+          <w:lang w:val="fr_FR" w:bidi="fr_FR"/>
+        </w:rPr>
+        <w:t>14.14</w:t>
+      </w:r>
       <w:r>
         <w:rPr>
           <w:lang w:val="fr_FR" w:bidi="fr_FR"/>
@@ -3463,18 +3265,12 @@
         </w:rPr>
         <w:t xml:space="preserve">« Maître » dans le sens de chef de famille ou chef de maison : </w:t>
       </w:r>
-      <w:hyperlink r:id="rId47">
-        <w:r>
-          <w:rPr>
-            <w:lang w:val="fr_FR" w:bidi="fr_FR"/>
-          </w:rPr>
-          <w:rPr>
-            <w:color w:val="0000EE"/>
-            <w:u w:val="single"/>
-          </w:rPr>
-          <w:t>14.14</w:t>
-        </w:r>
-      </w:hyperlink>
+      <w:r>
+        <w:rPr>
+          <w:lang w:val="fr_FR" w:bidi="fr_FR"/>
+        </w:rPr>
+        <w:t>14.14</w:t>
+      </w:r>
       <w:r>
         <w:rPr>
           <w:lang w:val="fr_FR" w:bidi="fr_FR"/>
@@ -3504,216 +3300,144 @@
         </w:rPr>
         <w:t xml:space="preserve">« Maître » dans le sens de maître ou enseignant, c’est-à-dire celui qui dispense l’instruction : </w:t>
       </w:r>
-      <w:hyperlink r:id="rId48">
-        <w:r>
-          <w:rPr>
-            <w:lang w:val="fr_FR" w:bidi="fr_FR"/>
-          </w:rPr>
-          <w:rPr>
-            <w:color w:val="0000EE"/>
-            <w:u w:val="single"/>
-          </w:rPr>
-          <w:t>4.38</w:t>
-        </w:r>
-      </w:hyperlink>
+      <w:r>
+        <w:rPr>
+          <w:lang w:val="fr_FR" w:bidi="fr_FR"/>
+        </w:rPr>
+        <w:t>4.38</w:t>
+      </w:r>
       <w:r>
         <w:rPr>
           <w:lang w:val="fr_FR" w:bidi="fr_FR"/>
         </w:rPr>
         <w:t xml:space="preserve"> ; </w:t>
       </w:r>
-      <w:hyperlink r:id="rId49">
-        <w:r>
-          <w:rPr>
-            <w:lang w:val="fr_FR" w:bidi="fr_FR"/>
-          </w:rPr>
-          <w:rPr>
-            <w:color w:val="0000EE"/>
-            <w:u w:val="single"/>
-          </w:rPr>
-          <w:t>5.35</w:t>
-        </w:r>
-      </w:hyperlink>
+      <w:r>
+        <w:rPr>
+          <w:lang w:val="fr_FR" w:bidi="fr_FR"/>
+        </w:rPr>
+        <w:t>5.35</w:t>
+      </w:r>
       <w:r>
         <w:rPr>
           <w:lang w:val="fr_FR" w:bidi="fr_FR"/>
         </w:rPr>
         <w:t xml:space="preserve"> ; </w:t>
       </w:r>
-      <w:hyperlink r:id="rId50">
-        <w:r>
-          <w:rPr>
-            <w:lang w:val="fr_FR" w:bidi="fr_FR"/>
-          </w:rPr>
-          <w:rPr>
-            <w:color w:val="0000EE"/>
-            <w:u w:val="single"/>
-          </w:rPr>
-          <w:t>9.17</w:t>
-        </w:r>
-      </w:hyperlink>
+      <w:r>
+        <w:rPr>
+          <w:lang w:val="fr_FR" w:bidi="fr_FR"/>
+        </w:rPr>
+        <w:t>9.17</w:t>
+      </w:r>
       <w:r>
         <w:rPr>
           <w:lang w:val="fr_FR" w:bidi="fr_FR"/>
         </w:rPr>
         <w:t xml:space="preserve">, </w:t>
       </w:r>
-      <w:hyperlink r:id="rId51">
-        <w:r>
-          <w:rPr>
-            <w:lang w:val="fr_FR" w:bidi="fr_FR"/>
-          </w:rPr>
-          <w:rPr>
-            <w:color w:val="0000EE"/>
-            <w:u w:val="single"/>
-          </w:rPr>
-          <w:t>38</w:t>
-        </w:r>
-      </w:hyperlink>
+      <w:r>
+        <w:rPr>
+          <w:lang w:val="fr_FR" w:bidi="fr_FR"/>
+        </w:rPr>
+        <w:t>38</w:t>
+      </w:r>
       <w:r>
         <w:rPr>
           <w:lang w:val="fr_FR" w:bidi="fr_FR"/>
         </w:rPr>
         <w:t xml:space="preserve"> ; </w:t>
       </w:r>
-      <w:hyperlink r:id="rId52">
-        <w:r>
-          <w:rPr>
-            <w:lang w:val="fr_FR" w:bidi="fr_FR"/>
-          </w:rPr>
-          <w:rPr>
-            <w:color w:val="0000EE"/>
-            <w:u w:val="single"/>
-          </w:rPr>
-          <w:t>10.17</w:t>
-        </w:r>
-      </w:hyperlink>
+      <w:r>
+        <w:rPr>
+          <w:lang w:val="fr_FR" w:bidi="fr_FR"/>
+        </w:rPr>
+        <w:t>10.17</w:t>
+      </w:r>
       <w:r>
         <w:rPr>
           <w:lang w:val="fr_FR" w:bidi="fr_FR"/>
         </w:rPr>
         <w:t xml:space="preserve">, </w:t>
       </w:r>
-      <w:hyperlink r:id="rId53">
-        <w:r>
-          <w:rPr>
-            <w:lang w:val="fr_FR" w:bidi="fr_FR"/>
-          </w:rPr>
-          <w:rPr>
-            <w:color w:val="0000EE"/>
-            <w:u w:val="single"/>
-          </w:rPr>
-          <w:t>20</w:t>
-        </w:r>
-      </w:hyperlink>
+      <w:r>
+        <w:rPr>
+          <w:lang w:val="fr_FR" w:bidi="fr_FR"/>
+        </w:rPr>
+        <w:t>20</w:t>
+      </w:r>
       <w:r>
         <w:rPr>
           <w:lang w:val="fr_FR" w:bidi="fr_FR"/>
         </w:rPr>
         <w:t xml:space="preserve">, </w:t>
       </w:r>
-      <w:hyperlink r:id="rId54">
-        <w:r>
-          <w:rPr>
-            <w:lang w:val="fr_FR" w:bidi="fr_FR"/>
-          </w:rPr>
-          <w:rPr>
-            <w:color w:val="0000EE"/>
-            <w:u w:val="single"/>
-          </w:rPr>
-          <w:t>35</w:t>
-        </w:r>
-      </w:hyperlink>
+      <w:r>
+        <w:rPr>
+          <w:lang w:val="fr_FR" w:bidi="fr_FR"/>
+        </w:rPr>
+        <w:t>35</w:t>
+      </w:r>
       <w:r>
         <w:rPr>
           <w:lang w:val="fr_FR" w:bidi="fr_FR"/>
         </w:rPr>
         <w:t xml:space="preserve"> ; </w:t>
       </w:r>
-      <w:hyperlink r:id="rId55">
-        <w:r>
-          <w:rPr>
-            <w:lang w:val="fr_FR" w:bidi="fr_FR"/>
-          </w:rPr>
-          <w:rPr>
-            <w:color w:val="0000EE"/>
-            <w:u w:val="single"/>
-          </w:rPr>
-          <w:t>12.14</w:t>
-        </w:r>
-      </w:hyperlink>
+      <w:r>
+        <w:rPr>
+          <w:lang w:val="fr_FR" w:bidi="fr_FR"/>
+        </w:rPr>
+        <w:t>12.14</w:t>
+      </w:r>
       <w:r>
         <w:rPr>
           <w:lang w:val="fr_FR" w:bidi="fr_FR"/>
         </w:rPr>
         <w:t xml:space="preserve">, </w:t>
       </w:r>
-      <w:hyperlink r:id="rId56">
-        <w:r>
-          <w:rPr>
-            <w:lang w:val="fr_FR" w:bidi="fr_FR"/>
-          </w:rPr>
-          <w:rPr>
-            <w:color w:val="0000EE"/>
-            <w:u w:val="single"/>
-          </w:rPr>
-          <w:t>19</w:t>
-        </w:r>
-      </w:hyperlink>
+      <w:r>
+        <w:rPr>
+          <w:lang w:val="fr_FR" w:bidi="fr_FR"/>
+        </w:rPr>
+        <w:t>19</w:t>
+      </w:r>
       <w:r>
         <w:rPr>
           <w:lang w:val="fr_FR" w:bidi="fr_FR"/>
         </w:rPr>
         <w:t xml:space="preserve">, </w:t>
       </w:r>
-      <w:hyperlink r:id="rId57">
-        <w:r>
-          <w:rPr>
-            <w:lang w:val="fr_FR" w:bidi="fr_FR"/>
-          </w:rPr>
-          <w:rPr>
-            <w:color w:val="0000EE"/>
-            <w:u w:val="single"/>
-          </w:rPr>
-          <w:t>32</w:t>
-        </w:r>
-      </w:hyperlink>
+      <w:r>
+        <w:rPr>
+          <w:lang w:val="fr_FR" w:bidi="fr_FR"/>
+        </w:rPr>
+        <w:t>32</w:t>
+      </w:r>
       <w:r>
         <w:rPr>
           <w:lang w:val="fr_FR" w:bidi="fr_FR"/>
         </w:rPr>
         <w:t xml:space="preserve"> ; </w:t>
       </w:r>
-      <w:hyperlink r:id="rId58">
-        <w:r>
-          <w:rPr>
-            <w:lang w:val="fr_FR" w:bidi="fr_FR"/>
-          </w:rPr>
-          <w:rPr>
-            <w:color w:val="0000EE"/>
-            <w:u w:val="single"/>
-          </w:rPr>
-          <w:t>13.1</w:t>
-        </w:r>
-      </w:hyperlink>
+      <w:r>
+        <w:rPr>
+          <w:lang w:val="fr_FR" w:bidi="fr_FR"/>
+        </w:rPr>
+        <w:t>13.1</w:t>
+      </w:r>
       <w:r>
         <w:rPr>
           <w:lang w:val="fr_FR" w:bidi="fr_FR"/>
         </w:rPr>
         <w:t xml:space="preserve"> ; </w:t>
       </w:r>
-      <w:hyperlink r:id="rId47">
-        <w:r>
-          <w:rPr>
-            <w:lang w:val="fr_FR" w:bidi="fr_FR"/>
-          </w:rPr>
-          <w:rPr>
-            <w:color w:val="0000EE"/>
-            <w:u w:val="single"/>
-          </w:rPr>
-          <w:t>14.14</w:t>
-        </w:r>
-      </w:hyperlink>
+      <w:r>
+        <w:rPr>
+          <w:lang w:val="fr_FR" w:bidi="fr_FR"/>
+        </w:rPr>
+        <w:t>14.14</w:t>
+      </w:r>
       <w:r>
         <w:rPr>
           <w:lang w:val="fr_FR" w:bidi="fr_FR"/>
@@ -3743,270 +3467,180 @@
         </w:rPr>
         <w:t xml:space="preserve">« Seigneur » ou « maître » dans le sens de chef suprême : </w:t>
       </w:r>
-      <w:hyperlink r:id="rId59">
-        <w:r>
-          <w:rPr>
-            <w:lang w:val="fr_FR" w:bidi="fr_FR"/>
-          </w:rPr>
-          <w:rPr>
-            <w:color w:val="0000EE"/>
-            <w:u w:val="single"/>
-          </w:rPr>
-          <w:t>1.3</w:t>
-        </w:r>
-      </w:hyperlink>
+      <w:r>
+        <w:rPr>
+          <w:lang w:val="fr_FR" w:bidi="fr_FR"/>
+        </w:rPr>
+        <w:t>1.3</w:t>
+      </w:r>
       <w:r>
         <w:rPr>
           <w:lang w:val="fr_FR" w:bidi="fr_FR"/>
         </w:rPr>
         <w:t xml:space="preserve"> ; </w:t>
       </w:r>
-      <w:hyperlink r:id="rId46">
-        <w:r>
-          <w:rPr>
-            <w:lang w:val="fr_FR" w:bidi="fr_FR"/>
-          </w:rPr>
-          <w:rPr>
-            <w:color w:val="0000EE"/>
-            <w:u w:val="single"/>
-          </w:rPr>
-          <w:t>2.28</w:t>
-        </w:r>
-      </w:hyperlink>
+      <w:r>
+        <w:rPr>
+          <w:lang w:val="fr_FR" w:bidi="fr_FR"/>
+        </w:rPr>
+        <w:t>2.28</w:t>
+      </w:r>
       <w:r>
         <w:rPr>
           <w:lang w:val="fr_FR" w:bidi="fr_FR"/>
         </w:rPr>
         <w:t xml:space="preserve"> ; </w:t>
       </w:r>
-      <w:hyperlink r:id="rId60">
-        <w:r>
-          <w:rPr>
-            <w:lang w:val="fr_FR" w:bidi="fr_FR"/>
-          </w:rPr>
-          <w:rPr>
-            <w:color w:val="0000EE"/>
-            <w:u w:val="single"/>
-          </w:rPr>
-          <w:t>5.19</w:t>
-        </w:r>
-      </w:hyperlink>
+      <w:r>
+        <w:rPr>
+          <w:lang w:val="fr_FR" w:bidi="fr_FR"/>
+        </w:rPr>
+        <w:t>5.19</w:t>
+      </w:r>
       <w:r>
         <w:rPr>
           <w:lang w:val="fr_FR" w:bidi="fr_FR"/>
         </w:rPr>
         <w:t xml:space="preserve"> ; </w:t>
       </w:r>
-      <w:hyperlink r:id="rId61">
-        <w:r>
-          <w:rPr>
-            <w:lang w:val="fr_FR" w:bidi="fr_FR"/>
-          </w:rPr>
-          <w:rPr>
-            <w:color w:val="0000EE"/>
-            <w:u w:val="single"/>
-          </w:rPr>
-          <w:t>7.28</w:t>
-        </w:r>
-      </w:hyperlink>
+      <w:r>
+        <w:rPr>
+          <w:lang w:val="fr_FR" w:bidi="fr_FR"/>
+        </w:rPr>
+        <w:t>7.28</w:t>
+      </w:r>
       <w:r>
         <w:rPr>
           <w:lang w:val="fr_FR" w:bidi="fr_FR"/>
         </w:rPr>
         <w:t xml:space="preserve"> ; </w:t>
       </w:r>
-      <w:hyperlink r:id="rId62">
-        <w:r>
-          <w:rPr>
-            <w:lang w:val="fr_FR" w:bidi="fr_FR"/>
-          </w:rPr>
-          <w:rPr>
-            <w:color w:val="0000EE"/>
-            <w:u w:val="single"/>
-          </w:rPr>
-          <w:t>11.3</w:t>
-        </w:r>
-      </w:hyperlink>
+      <w:r>
+        <w:rPr>
+          <w:lang w:val="fr_FR" w:bidi="fr_FR"/>
+        </w:rPr>
+        <w:t>11.3</w:t>
+      </w:r>
       <w:r>
         <w:rPr>
           <w:lang w:val="fr_FR" w:bidi="fr_FR"/>
         </w:rPr>
         <w:t xml:space="preserve">, </w:t>
       </w:r>
-      <w:hyperlink r:id="rId63">
-        <w:r>
-          <w:rPr>
-            <w:lang w:val="fr_FR" w:bidi="fr_FR"/>
-          </w:rPr>
-          <w:rPr>
-            <w:color w:val="0000EE"/>
-            <w:u w:val="single"/>
-          </w:rPr>
-          <w:t>9</w:t>
-        </w:r>
-      </w:hyperlink>
+      <w:r>
+        <w:rPr>
+          <w:lang w:val="fr_FR" w:bidi="fr_FR"/>
+        </w:rPr>
+        <w:t>9</w:t>
+      </w:r>
       <w:r>
         <w:rPr>
           <w:lang w:val="fr_FR" w:bidi="fr_FR"/>
         </w:rPr>
         <w:t xml:space="preserve"> ; </w:t>
       </w:r>
-      <w:hyperlink r:id="rId64">
-        <w:r>
-          <w:rPr>
-            <w:lang w:val="fr_FR" w:bidi="fr_FR"/>
-          </w:rPr>
-          <w:rPr>
-            <w:color w:val="0000EE"/>
-            <w:u w:val="single"/>
-          </w:rPr>
-          <w:t>12.9</w:t>
-        </w:r>
-      </w:hyperlink>
+      <w:r>
+        <w:rPr>
+          <w:lang w:val="fr_FR" w:bidi="fr_FR"/>
+        </w:rPr>
+        <w:t>12.9</w:t>
+      </w:r>
       <w:r>
         <w:rPr>
           <w:lang w:val="fr_FR" w:bidi="fr_FR"/>
         </w:rPr>
         <w:t xml:space="preserve">, </w:t>
       </w:r>
-      <w:hyperlink r:id="rId65">
-        <w:r>
-          <w:rPr>
-            <w:lang w:val="fr_FR" w:bidi="fr_FR"/>
-          </w:rPr>
-          <w:rPr>
-            <w:color w:val="0000EE"/>
-            <w:u w:val="single"/>
-          </w:rPr>
-          <w:t>11</w:t>
-        </w:r>
-      </w:hyperlink>
+      <w:r>
+        <w:rPr>
+          <w:lang w:val="fr_FR" w:bidi="fr_FR"/>
+        </w:rPr>
+        <w:t>11</w:t>
+      </w:r>
       <w:r>
         <w:rPr>
           <w:lang w:val="fr_FR" w:bidi="fr_FR"/>
         </w:rPr>
         <w:t xml:space="preserve">, </w:t>
       </w:r>
-      <w:hyperlink r:id="rId66">
-        <w:r>
-          <w:rPr>
-            <w:lang w:val="fr_FR" w:bidi="fr_FR"/>
-          </w:rPr>
-          <w:rPr>
-            <w:color w:val="0000EE"/>
-            <w:u w:val="single"/>
-          </w:rPr>
-          <w:t>29</w:t>
-        </w:r>
-      </w:hyperlink>
+      <w:r>
+        <w:rPr>
+          <w:lang w:val="fr_FR" w:bidi="fr_FR"/>
+        </w:rPr>
+        <w:t>29</w:t>
+      </w:r>
       <w:r>
         <w:rPr>
           <w:lang w:val="fr_FR" w:bidi="fr_FR"/>
         </w:rPr>
         <w:t xml:space="preserve">, </w:t>
       </w:r>
-      <w:hyperlink r:id="rId67">
-        <w:r>
-          <w:rPr>
-            <w:lang w:val="fr_FR" w:bidi="fr_FR"/>
-          </w:rPr>
-          <w:rPr>
-            <w:color w:val="0000EE"/>
-            <w:u w:val="single"/>
-          </w:rPr>
-          <w:t>30</w:t>
-        </w:r>
-      </w:hyperlink>
+      <w:r>
+        <w:rPr>
+          <w:lang w:val="fr_FR" w:bidi="fr_FR"/>
+        </w:rPr>
+        <w:t>30</w:t>
+      </w:r>
       <w:r>
         <w:rPr>
           <w:lang w:val="fr_FR" w:bidi="fr_FR"/>
         </w:rPr>
         <w:t xml:space="preserve">, </w:t>
       </w:r>
-      <w:hyperlink r:id="rId68">
-        <w:r>
-          <w:rPr>
-            <w:lang w:val="fr_FR" w:bidi="fr_FR"/>
-          </w:rPr>
-          <w:rPr>
-            <w:color w:val="0000EE"/>
-            <w:u w:val="single"/>
-          </w:rPr>
-          <w:t>36</w:t>
-        </w:r>
-      </w:hyperlink>
+      <w:r>
+        <w:rPr>
+          <w:lang w:val="fr_FR" w:bidi="fr_FR"/>
+        </w:rPr>
+        <w:t>36</w:t>
+      </w:r>
       <w:r>
         <w:rPr>
           <w:lang w:val="fr_FR" w:bidi="fr_FR"/>
         </w:rPr>
         <w:t xml:space="preserve">, </w:t>
       </w:r>
-      <w:hyperlink r:id="rId69">
-        <w:r>
-          <w:rPr>
-            <w:lang w:val="fr_FR" w:bidi="fr_FR"/>
-          </w:rPr>
-          <w:rPr>
-            <w:color w:val="0000EE"/>
-            <w:u w:val="single"/>
-          </w:rPr>
-          <w:t>37</w:t>
-        </w:r>
-      </w:hyperlink>
+      <w:r>
+        <w:rPr>
+          <w:lang w:val="fr_FR" w:bidi="fr_FR"/>
+        </w:rPr>
+        <w:t>37</w:t>
+      </w:r>
       <w:r>
         <w:rPr>
           <w:lang w:val="fr_FR" w:bidi="fr_FR"/>
         </w:rPr>
         <w:t xml:space="preserve"> ; </w:t>
       </w:r>
-      <w:hyperlink r:id="rId70">
-        <w:r>
-          <w:rPr>
-            <w:lang w:val="fr_FR" w:bidi="fr_FR"/>
-          </w:rPr>
-          <w:rPr>
-            <w:color w:val="0000EE"/>
-            <w:u w:val="single"/>
-          </w:rPr>
-          <w:t>13.20</w:t>
-        </w:r>
-      </w:hyperlink>
+      <w:r>
+        <w:rPr>
+          <w:lang w:val="fr_FR" w:bidi="fr_FR"/>
+        </w:rPr>
+        <w:t>13.20</w:t>
+      </w:r>
       <w:r>
         <w:rPr>
           <w:lang w:val="fr_FR" w:bidi="fr_FR"/>
         </w:rPr>
         <w:t xml:space="preserve">, </w:t>
       </w:r>
-      <w:hyperlink r:id="rId71">
-        <w:r>
-          <w:rPr>
-            <w:lang w:val="fr_FR" w:bidi="fr_FR"/>
-          </w:rPr>
-          <w:rPr>
-            <w:color w:val="0000EE"/>
-            <w:u w:val="single"/>
-          </w:rPr>
-          <w:t>35</w:t>
-        </w:r>
-      </w:hyperlink>
+      <w:r>
+        <w:rPr>
+          <w:lang w:val="fr_FR" w:bidi="fr_FR"/>
+        </w:rPr>
+        <w:t>35</w:t>
+      </w:r>
       <w:r>
         <w:rPr>
           <w:lang w:val="fr_FR" w:bidi="fr_FR"/>
         </w:rPr>
         <w:t xml:space="preserve"> ; </w:t>
       </w:r>
-      <w:hyperlink r:id="rId72">
-        <w:r>
-          <w:rPr>
-            <w:lang w:val="fr_FR" w:bidi="fr_FR"/>
-          </w:rPr>
-          <w:rPr>
-            <w:color w:val="0000EE"/>
-            <w:u w:val="single"/>
-          </w:rPr>
-          <w:t>16.19</w:t>
-        </w:r>
-      </w:hyperlink>
+      <w:r>
+        <w:rPr>
+          <w:lang w:val="fr_FR" w:bidi="fr_FR"/>
+        </w:rPr>
+        <w:t>16.19</w:t>
+      </w:r>
       <w:r>
         <w:rPr>
           <w:lang w:val="fr_FR" w:bidi="fr_FR"/>
@@ -4299,18 +3933,12 @@
           <w:lang w:val="fr_FR" w:bidi="fr_FR"/>
         </w:rPr>
       </w:r>
-      <w:hyperlink r:id="rId73">
-        <w:r>
-          <w:rPr>
-            <w:lang w:val="fr_FR" w:bidi="fr_FR"/>
-          </w:rPr>
-          <w:rPr>
-            <w:color w:val="0000EE"/>
-            <w:u w:val="single"/>
-          </w:rPr>
-          <w:t>2 Rois 3.13</w:t>
-        </w:r>
-      </w:hyperlink>
+      <w:r>
+        <w:rPr>
+          <w:lang w:val="fr_FR" w:bidi="fr_FR"/>
+        </w:rPr>
+        <w:t>2 Rois 3.13</w:t>
+      </w:r>
       <w:r>
         <w:rPr>
           <w:lang w:val="fr_FR" w:bidi="fr_FR"/>
@@ -4340,18 +3968,12 @@
         </w:rPr>
         <w:t xml:space="preserve">2 Chroniques </w:t>
       </w:r>
-      <w:hyperlink r:id="rId74">
-        <w:r>
-          <w:rPr>
-            <w:lang w:val="fr_FR" w:bidi="fr_FR"/>
-          </w:rPr>
-          <w:rPr>
-            <w:color w:val="0000EE"/>
-            <w:u w:val="single"/>
-          </w:rPr>
-          <w:t>35.21</w:t>
-        </w:r>
-      </w:hyperlink>
+      <w:r>
+        <w:rPr>
+          <w:lang w:val="fr_FR" w:bidi="fr_FR"/>
+        </w:rPr>
+        <w:t>35.21</w:t>
+      </w:r>
       <w:r>
         <w:rPr>
           <w:lang w:val="fr_FR" w:bidi="fr_FR"/>
@@ -4699,234 +4321,156 @@
         </w:rPr>
         <w:t xml:space="preserve"> Le verbe grec traduit « soit sauvée » correspond au verbe grec σῴζω (sotzo). Il signifie guérir, aller mieux après avoir été malade. C’est également le mot qui est utilisé pour signifier être sauvé dans le sens spirituel du terme. Ce verbe est utilisé 15 fois dans Marc : </w:t>
       </w:r>
-      <w:hyperlink r:id="rId75">
-        <w:r>
-          <w:rPr>
-            <w:lang w:val="fr_FR" w:bidi="fr_FR"/>
-          </w:rPr>
-          <w:rPr>
-            <w:color w:val="0000EE"/>
-            <w:u w:val="single"/>
-          </w:rPr>
-          <w:t>3.4</w:t>
-        </w:r>
-      </w:hyperlink>
+      <w:r>
+        <w:rPr>
+          <w:lang w:val="fr_FR" w:bidi="fr_FR"/>
+        </w:rPr>
+        <w:t>3.4</w:t>
+      </w:r>
       <w:r>
         <w:rPr>
           <w:lang w:val="fr_FR" w:bidi="fr_FR"/>
         </w:rPr>
         <w:t xml:space="preserve"> ; </w:t>
       </w:r>
-      <w:hyperlink r:id="rId76">
-        <w:r>
-          <w:rPr>
-            <w:lang w:val="fr_FR" w:bidi="fr_FR"/>
-          </w:rPr>
-          <w:rPr>
-            <w:color w:val="0000EE"/>
-            <w:u w:val="single"/>
-          </w:rPr>
-          <w:t>5.23</w:t>
-        </w:r>
-      </w:hyperlink>
+      <w:r>
+        <w:rPr>
+          <w:lang w:val="fr_FR" w:bidi="fr_FR"/>
+        </w:rPr>
+        <w:t>5.23</w:t>
+      </w:r>
       <w:r>
         <w:rPr>
           <w:lang w:val="fr_FR" w:bidi="fr_FR"/>
         </w:rPr>
         <w:t xml:space="preserve">, </w:t>
       </w:r>
-      <w:hyperlink r:id="rId77">
-        <w:r>
-          <w:rPr>
-            <w:lang w:val="fr_FR" w:bidi="fr_FR"/>
-          </w:rPr>
-          <w:rPr>
-            <w:color w:val="0000EE"/>
-            <w:u w:val="single"/>
-          </w:rPr>
-          <w:t>28</w:t>
-        </w:r>
-      </w:hyperlink>
+      <w:r>
+        <w:rPr>
+          <w:lang w:val="fr_FR" w:bidi="fr_FR"/>
+        </w:rPr>
+        <w:t>28</w:t>
+      </w:r>
       <w:r>
         <w:rPr>
           <w:lang w:val="fr_FR" w:bidi="fr_FR"/>
         </w:rPr>
         <w:t xml:space="preserve">, </w:t>
       </w:r>
-      <w:hyperlink r:id="rId78">
-        <w:r>
-          <w:rPr>
-            <w:lang w:val="fr_FR" w:bidi="fr_FR"/>
-          </w:rPr>
-          <w:rPr>
-            <w:color w:val="0000EE"/>
-            <w:u w:val="single"/>
-          </w:rPr>
-          <w:t>34</w:t>
-        </w:r>
-      </w:hyperlink>
+      <w:r>
+        <w:rPr>
+          <w:lang w:val="fr_FR" w:bidi="fr_FR"/>
+        </w:rPr>
+        <w:t>34</w:t>
+      </w:r>
       <w:r>
         <w:rPr>
           <w:lang w:val="fr_FR" w:bidi="fr_FR"/>
         </w:rPr>
         <w:t xml:space="preserve"> ; </w:t>
       </w:r>
-      <w:hyperlink r:id="rId79">
-        <w:r>
-          <w:rPr>
-            <w:lang w:val="fr_FR" w:bidi="fr_FR"/>
-          </w:rPr>
-          <w:rPr>
-            <w:color w:val="0000EE"/>
-            <w:u w:val="single"/>
-          </w:rPr>
-          <w:t>6.56</w:t>
-        </w:r>
-      </w:hyperlink>
+      <w:r>
+        <w:rPr>
+          <w:lang w:val="fr_FR" w:bidi="fr_FR"/>
+        </w:rPr>
+        <w:t>6.56</w:t>
+      </w:r>
       <w:r>
         <w:rPr>
           <w:lang w:val="fr_FR" w:bidi="fr_FR"/>
         </w:rPr>
         <w:t xml:space="preserve"> ; </w:t>
       </w:r>
-      <w:hyperlink r:id="rId80">
-        <w:r>
-          <w:rPr>
-            <w:lang w:val="fr_FR" w:bidi="fr_FR"/>
-          </w:rPr>
-          <w:rPr>
-            <w:color w:val="0000EE"/>
-            <w:u w:val="single"/>
-          </w:rPr>
-          <w:t>8.35</w:t>
-        </w:r>
-      </w:hyperlink>
+      <w:r>
+        <w:rPr>
+          <w:lang w:val="fr_FR" w:bidi="fr_FR"/>
+        </w:rPr>
+        <w:t>8.35</w:t>
+      </w:r>
       <w:r>
         <w:rPr>
           <w:lang w:val="fr_FR" w:bidi="fr_FR"/>
         </w:rPr>
         <w:t xml:space="preserve"> ; </w:t>
       </w:r>
-      <w:hyperlink r:id="rId81">
-        <w:r>
-          <w:rPr>
-            <w:lang w:val="fr_FR" w:bidi="fr_FR"/>
-          </w:rPr>
-          <w:rPr>
-            <w:color w:val="0000EE"/>
-            <w:u w:val="single"/>
-          </w:rPr>
-          <w:t>10.26</w:t>
-        </w:r>
-      </w:hyperlink>
+      <w:r>
+        <w:rPr>
+          <w:lang w:val="fr_FR" w:bidi="fr_FR"/>
+        </w:rPr>
+        <w:t>10.26</w:t>
+      </w:r>
       <w:r>
         <w:rPr>
           <w:lang w:val="fr_FR" w:bidi="fr_FR"/>
         </w:rPr>
         <w:t xml:space="preserve">, </w:t>
       </w:r>
-      <w:hyperlink r:id="rId82">
-        <w:r>
-          <w:rPr>
-            <w:lang w:val="fr_FR" w:bidi="fr_FR"/>
-          </w:rPr>
-          <w:rPr>
-            <w:color w:val="0000EE"/>
-            <w:u w:val="single"/>
-          </w:rPr>
-          <w:t>52</w:t>
-        </w:r>
-      </w:hyperlink>
+      <w:r>
+        <w:rPr>
+          <w:lang w:val="fr_FR" w:bidi="fr_FR"/>
+        </w:rPr>
+        <w:t>52</w:t>
+      </w:r>
       <w:r>
         <w:rPr>
           <w:lang w:val="fr_FR" w:bidi="fr_FR"/>
         </w:rPr>
         <w:t xml:space="preserve"> ; </w:t>
       </w:r>
-      <w:hyperlink r:id="rId83">
-        <w:r>
-          <w:rPr>
-            <w:lang w:val="fr_FR" w:bidi="fr_FR"/>
-          </w:rPr>
-          <w:rPr>
-            <w:color w:val="0000EE"/>
-            <w:u w:val="single"/>
-          </w:rPr>
-          <w:t>13.13</w:t>
-        </w:r>
-      </w:hyperlink>
+      <w:r>
+        <w:rPr>
+          <w:lang w:val="fr_FR" w:bidi="fr_FR"/>
+        </w:rPr>
+        <w:t>13.13</w:t>
+      </w:r>
       <w:r>
         <w:rPr>
           <w:lang w:val="fr_FR" w:bidi="fr_FR"/>
         </w:rPr>
         <w:t xml:space="preserve">, </w:t>
       </w:r>
-      <w:hyperlink r:id="rId70">
-        <w:r>
-          <w:rPr>
-            <w:lang w:val="fr_FR" w:bidi="fr_FR"/>
-          </w:rPr>
-          <w:rPr>
-            <w:color w:val="0000EE"/>
-            <w:u w:val="single"/>
-          </w:rPr>
-          <w:t>20</w:t>
-        </w:r>
-      </w:hyperlink>
+      <w:r>
+        <w:rPr>
+          <w:lang w:val="fr_FR" w:bidi="fr_FR"/>
+        </w:rPr>
+        <w:t>20</w:t>
+      </w:r>
       <w:r>
         <w:rPr>
           <w:lang w:val="fr_FR" w:bidi="fr_FR"/>
         </w:rPr>
         <w:t xml:space="preserve">, </w:t>
       </w:r>
-      <w:hyperlink r:id="rId84">
-        <w:r>
-          <w:rPr>
-            <w:lang w:val="fr_FR" w:bidi="fr_FR"/>
-          </w:rPr>
-          <w:rPr>
-            <w:color w:val="0000EE"/>
-            <w:u w:val="single"/>
-          </w:rPr>
-          <w:t>15.30</w:t>
-        </w:r>
-      </w:hyperlink>
+      <w:r>
+        <w:rPr>
+          <w:lang w:val="fr_FR" w:bidi="fr_FR"/>
+        </w:rPr>
+        <w:t>15.30</w:t>
+      </w:r>
       <w:r>
         <w:rPr>
           <w:lang w:val="fr_FR" w:bidi="fr_FR"/>
         </w:rPr>
         <w:t xml:space="preserve">, </w:t>
       </w:r>
-      <w:hyperlink r:id="rId85">
-        <w:r>
-          <w:rPr>
-            <w:lang w:val="fr_FR" w:bidi="fr_FR"/>
-          </w:rPr>
-          <w:rPr>
-            <w:color w:val="0000EE"/>
-            <w:u w:val="single"/>
-          </w:rPr>
-          <w:t>31</w:t>
-        </w:r>
-      </w:hyperlink>
+      <w:r>
+        <w:rPr>
+          <w:lang w:val="fr_FR" w:bidi="fr_FR"/>
+        </w:rPr>
+        <w:t>31</w:t>
+      </w:r>
       <w:r>
         <w:rPr>
           <w:lang w:val="fr_FR" w:bidi="fr_FR"/>
         </w:rPr>
         <w:t xml:space="preserve"> et </w:t>
       </w:r>
-      <w:hyperlink r:id="rId86">
-        <w:r>
-          <w:rPr>
-            <w:lang w:val="fr_FR" w:bidi="fr_FR"/>
-          </w:rPr>
-          <w:rPr>
-            <w:color w:val="0000EE"/>
-            <w:u w:val="single"/>
-          </w:rPr>
-          <w:t>16.16</w:t>
-        </w:r>
-      </w:hyperlink>
+      <w:r>
+        <w:rPr>
+          <w:lang w:val="fr_FR" w:bidi="fr_FR"/>
+        </w:rPr>
+        <w:t>16.16</w:t>
+      </w:r>
       <w:r>
         <w:rPr>
           <w:lang w:val="fr_FR" w:bidi="fr_FR"/>
@@ -6482,18 +6026,12 @@
         </w:rPr>
         <w:t xml:space="preserve"> Le verbe grec traduit « avoir beaucoup de mal » signifie que c’était très difficile pour eux de ramer, qu’ils avaient énormément de peine à le faire. Selon les contextes, ce verbe pourrait également être traduit « tourmenter ». C’est le même mot qui est utilisé dans </w:t>
       </w:r>
-      <w:hyperlink r:id="rId87">
-        <w:r>
-          <w:rPr>
-            <w:lang w:val="fr_FR" w:bidi="fr_FR"/>
-          </w:rPr>
-          <w:rPr>
-            <w:color w:val="0000EE"/>
-            <w:u w:val="single"/>
-          </w:rPr>
-          <w:t>5.7</w:t>
-        </w:r>
-      </w:hyperlink>
+      <w:r>
+        <w:rPr>
+          <w:lang w:val="fr_FR" w:bidi="fr_FR"/>
+        </w:rPr>
+        <w:t>5.7</w:t>
+      </w:r>
       <w:r>
         <w:rPr>
           <w:lang w:val="fr_FR" w:bidi="fr_FR"/>
@@ -6561,18 +6099,12 @@
         </w:rPr>
         <w:t xml:space="preserve"> Les mots grecs traduits : « C’est moi » sont très significatifs, car ils rappellent le nom de Dieu dans </w:t>
       </w:r>
-      <w:hyperlink r:id="rId88">
-        <w:r>
-          <w:rPr>
-            <w:lang w:val="fr_FR" w:bidi="fr_FR"/>
-          </w:rPr>
-          <w:rPr>
-            <w:color w:val="0000EE"/>
-            <w:u w:val="single"/>
-          </w:rPr>
-          <w:t>Exode 3.14</w:t>
-        </w:r>
-      </w:hyperlink>
+      <w:r>
+        <w:rPr>
+          <w:lang w:val="fr_FR" w:bidi="fr_FR"/>
+        </w:rPr>
+        <w:t>Exode 3.14</w:t>
+      </w:r>
       <w:r>
         <w:rPr>
           <w:lang w:val="fr_FR" w:bidi="fr_FR"/>
@@ -6675,18 +6207,12 @@
         </w:rPr>
         <w:t xml:space="preserve"> Littéralement en grec : « car leur cœur était endurci » (le mot « cœur » est un singulier collectif). Le verbe traduit « étaient endurcis » signifie rendre dur, et au sens figuré, rendre insensible ou faire en sorte que quelqu’un n’ait plus envie d’apprendre ou d’accepter de nouvelles informations. Ce verbe est utilisé deux fois dans Marc : ici et dans </w:t>
       </w:r>
-      <w:hyperlink r:id="rId89">
-        <w:r>
-          <w:rPr>
-            <w:lang w:val="fr_FR" w:bidi="fr_FR"/>
-          </w:rPr>
-          <w:rPr>
-            <w:color w:val="0000EE"/>
-            <w:u w:val="single"/>
-          </w:rPr>
-          <w:t>8.18</w:t>
-        </w:r>
-      </w:hyperlink>
+      <w:r>
+        <w:rPr>
+          <w:lang w:val="fr_FR" w:bidi="fr_FR"/>
+        </w:rPr>
+        <w:t>8.18</w:t>
+      </w:r>
       <w:r>
         <w:rPr>
           <w:lang w:val="fr_FR" w:bidi="fr_FR"/>
@@ -8159,108 +7685,72 @@
         </w:rPr>
         <w:t xml:space="preserve"> Le verbe grec traduit « débattre » signifie exprimer différentes opinions de façon forte, sans nécessairement chercher à atteindre un objectif ni chercher de solution. Il pourrait également être traduit « se disputer » en français. Ce verbe apparaît six fois dans Marc : </w:t>
       </w:r>
-      <w:hyperlink r:id="rId90">
-        <w:r>
-          <w:rPr>
-            <w:lang w:val="fr_FR" w:bidi="fr_FR"/>
-          </w:rPr>
-          <w:rPr>
-            <w:color w:val="0000EE"/>
-            <w:u w:val="single"/>
-          </w:rPr>
-          <w:t>1.27</w:t>
-        </w:r>
-      </w:hyperlink>
+      <w:r>
+        <w:rPr>
+          <w:lang w:val="fr_FR" w:bidi="fr_FR"/>
+        </w:rPr>
+        <w:t>1.27</w:t>
+      </w:r>
       <w:r>
         <w:rPr>
           <w:lang w:val="fr_FR" w:bidi="fr_FR"/>
         </w:rPr>
         <w:t xml:space="preserve"> ; </w:t>
       </w:r>
-      <w:hyperlink r:id="rId91">
-        <w:r>
-          <w:rPr>
-            <w:lang w:val="fr_FR" w:bidi="fr_FR"/>
-          </w:rPr>
-          <w:rPr>
-            <w:color w:val="0000EE"/>
-            <w:u w:val="single"/>
-          </w:rPr>
-          <w:t>8.11</w:t>
-        </w:r>
-      </w:hyperlink>
+      <w:r>
+        <w:rPr>
+          <w:lang w:val="fr_FR" w:bidi="fr_FR"/>
+        </w:rPr>
+        <w:t>8.11</w:t>
+      </w:r>
       <w:r>
         <w:rPr>
           <w:lang w:val="fr_FR" w:bidi="fr_FR"/>
         </w:rPr>
         <w:t xml:space="preserve"> ; </w:t>
       </w:r>
-      <w:hyperlink r:id="rId44">
-        <w:r>
-          <w:rPr>
-            <w:lang w:val="fr_FR" w:bidi="fr_FR"/>
-          </w:rPr>
-          <w:rPr>
-            <w:color w:val="0000EE"/>
-            <w:u w:val="single"/>
-          </w:rPr>
-          <w:t>9.10</w:t>
-        </w:r>
-      </w:hyperlink>
+      <w:r>
+        <w:rPr>
+          <w:lang w:val="fr_FR" w:bidi="fr_FR"/>
+        </w:rPr>
+        <w:t>9.10</w:t>
+      </w:r>
       <w:r>
         <w:rPr>
           <w:lang w:val="fr_FR" w:bidi="fr_FR"/>
         </w:rPr>
         <w:t xml:space="preserve">, </w:t>
       </w:r>
-      <w:hyperlink r:id="rId92">
-        <w:r>
-          <w:rPr>
-            <w:lang w:val="fr_FR" w:bidi="fr_FR"/>
-          </w:rPr>
-          <w:rPr>
-            <w:color w:val="0000EE"/>
-            <w:u w:val="single"/>
-          </w:rPr>
-          <w:t>14</w:t>
-        </w:r>
-      </w:hyperlink>
+      <w:r>
+        <w:rPr>
+          <w:lang w:val="fr_FR" w:bidi="fr_FR"/>
+        </w:rPr>
+        <w:t>14</w:t>
+      </w:r>
       <w:r>
         <w:rPr>
           <w:lang w:val="fr_FR" w:bidi="fr_FR"/>
         </w:rPr>
         <w:t xml:space="preserve">, </w:t>
       </w:r>
-      <w:hyperlink r:id="rId93">
-        <w:r>
-          <w:rPr>
-            <w:lang w:val="fr_FR" w:bidi="fr_FR"/>
-          </w:rPr>
-          <w:rPr>
-            <w:color w:val="0000EE"/>
-            <w:u w:val="single"/>
-          </w:rPr>
-          <w:t>16</w:t>
-        </w:r>
-      </w:hyperlink>
+      <w:r>
+        <w:rPr>
+          <w:lang w:val="fr_FR" w:bidi="fr_FR"/>
+        </w:rPr>
+        <w:t>16</w:t>
+      </w:r>
       <w:r>
         <w:rPr>
           <w:lang w:val="fr_FR" w:bidi="fr_FR"/>
         </w:rPr>
         <w:t xml:space="preserve"> et </w:t>
       </w:r>
-      <w:hyperlink r:id="rId94">
-        <w:r>
-          <w:rPr>
-            <w:lang w:val="fr_FR" w:bidi="fr_FR"/>
-          </w:rPr>
-          <w:rPr>
-            <w:color w:val="0000EE"/>
-            <w:u w:val="single"/>
-          </w:rPr>
-          <w:t>12.28</w:t>
-        </w:r>
-      </w:hyperlink>
+      <w:r>
+        <w:rPr>
+          <w:lang w:val="fr_FR" w:bidi="fr_FR"/>
+        </w:rPr>
+        <w:t>12.28</w:t>
+      </w:r>
       <w:r>
         <w:rPr>
           <w:lang w:val="fr_FR" w:bidi="fr_FR"/>
@@ -8363,54 +7853,36 @@
         </w:rPr>
         <w:t xml:space="preserve"> Le nom grec traduit « génération » désigne les personnes qui vivent à la même époque, et/ou les personnes qui appartiennent à la même tranche d’âge. Il peut aussi signifier « race/espèce ». Il y a débat sur son sens dans ce passage et d’autres dans Marc. Ce mot apparaît 5 fois dans Marc : </w:t>
       </w:r>
-      <w:hyperlink r:id="rId35">
-        <w:r>
-          <w:rPr>
-            <w:lang w:val="fr_FR" w:bidi="fr_FR"/>
-          </w:rPr>
-          <w:rPr>
-            <w:color w:val="0000EE"/>
-            <w:u w:val="single"/>
-          </w:rPr>
-          <w:t>8.12</w:t>
-        </w:r>
-      </w:hyperlink>
+      <w:r>
+        <w:rPr>
+          <w:lang w:val="fr_FR" w:bidi="fr_FR"/>
+        </w:rPr>
+        <w:t>8.12</w:t>
+      </w:r>
       <w:r>
         <w:rPr>
           <w:lang w:val="fr_FR" w:bidi="fr_FR"/>
         </w:rPr>
         <w:t xml:space="preserve"> (x2), 38 ; </w:t>
       </w:r>
-      <w:hyperlink r:id="rId95">
-        <w:r>
-          <w:rPr>
-            <w:lang w:val="fr_FR" w:bidi="fr_FR"/>
-          </w:rPr>
-          <w:rPr>
-            <w:color w:val="0000EE"/>
-            <w:u w:val="single"/>
-          </w:rPr>
-          <w:t>9.19</w:t>
-        </w:r>
-      </w:hyperlink>
+      <w:r>
+        <w:rPr>
+          <w:lang w:val="fr_FR" w:bidi="fr_FR"/>
+        </w:rPr>
+        <w:t>9.19</w:t>
+      </w:r>
       <w:r>
         <w:rPr>
           <w:lang w:val="fr_FR" w:bidi="fr_FR"/>
         </w:rPr>
         <w:t xml:space="preserve"> et </w:t>
       </w:r>
-      <w:hyperlink r:id="rId96">
-        <w:r>
-          <w:rPr>
-            <w:lang w:val="fr_FR" w:bidi="fr_FR"/>
-          </w:rPr>
-          <w:rPr>
-            <w:color w:val="0000EE"/>
-            <w:u w:val="single"/>
-          </w:rPr>
-          <w:t>13.30</w:t>
-        </w:r>
-      </w:hyperlink>
+      <w:r>
+        <w:rPr>
+          <w:lang w:val="fr_FR" w:bidi="fr_FR"/>
+        </w:rPr>
+        <w:t>13.30</w:t>
+      </w:r>
       <w:r>
         <w:rPr>
           <w:lang w:val="fr_FR" w:bidi="fr_FR"/>
@@ -9041,108 +8513,72 @@
         </w:rPr>
         <w:t xml:space="preserve"> Le verbe grec traduit « recommanda sévèrement » signifie commander, avec l’idée d’une menace. Ce verbe apparaît 9 fois dans Marc : </w:t>
       </w:r>
-      <w:hyperlink r:id="rId97">
-        <w:r>
-          <w:rPr>
-            <w:lang w:val="fr_FR" w:bidi="fr_FR"/>
-          </w:rPr>
-          <w:rPr>
-            <w:color w:val="0000EE"/>
-            <w:u w:val="single"/>
-          </w:rPr>
-          <w:t>1.25</w:t>
-        </w:r>
-      </w:hyperlink>
+      <w:r>
+        <w:rPr>
+          <w:lang w:val="fr_FR" w:bidi="fr_FR"/>
+        </w:rPr>
+        <w:t>1.25</w:t>
+      </w:r>
       <w:r>
         <w:rPr>
           <w:lang w:val="fr_FR" w:bidi="fr_FR"/>
         </w:rPr>
         <w:t xml:space="preserve"> (« menaça ») ; </w:t>
       </w:r>
-      <w:hyperlink r:id="rId98">
-        <w:r>
-          <w:rPr>
-            <w:lang w:val="fr_FR" w:bidi="fr_FR"/>
-          </w:rPr>
-          <w:rPr>
-            <w:color w:val="0000EE"/>
-            <w:u w:val="single"/>
-          </w:rPr>
-          <w:t>3.12</w:t>
-        </w:r>
-      </w:hyperlink>
+      <w:r>
+        <w:rPr>
+          <w:lang w:val="fr_FR" w:bidi="fr_FR"/>
+        </w:rPr>
+        <w:t>3.12</w:t>
+      </w:r>
       <w:r>
         <w:rPr>
           <w:lang w:val="fr_FR" w:bidi="fr_FR"/>
         </w:rPr>
         <w:t xml:space="preserve"> (« reprenait sévèrement ») ; </w:t>
       </w:r>
-      <w:hyperlink r:id="rId99">
-        <w:r>
-          <w:rPr>
-            <w:lang w:val="fr_FR" w:bidi="fr_FR"/>
-          </w:rPr>
-          <w:rPr>
-            <w:color w:val="0000EE"/>
-            <w:u w:val="single"/>
-          </w:rPr>
-          <w:t>4.39</w:t>
-        </w:r>
-      </w:hyperlink>
+      <w:r>
+        <w:rPr>
+          <w:lang w:val="fr_FR" w:bidi="fr_FR"/>
+        </w:rPr>
+        <w:t>4.39</w:t>
+      </w:r>
       <w:r>
         <w:rPr>
           <w:lang w:val="fr_FR" w:bidi="fr_FR"/>
         </w:rPr>
         <w:t xml:space="preserve"> (« menaça ») ; </w:t>
       </w:r>
-      <w:hyperlink r:id="rId100">
-        <w:r>
-          <w:rPr>
-            <w:lang w:val="fr_FR" w:bidi="fr_FR"/>
-          </w:rPr>
-          <w:rPr>
-            <w:color w:val="0000EE"/>
-            <w:u w:val="single"/>
-          </w:rPr>
-          <w:t>8.30</w:t>
-        </w:r>
-      </w:hyperlink>
+      <w:r>
+        <w:rPr>
+          <w:lang w:val="fr_FR" w:bidi="fr_FR"/>
+        </w:rPr>
+        <w:t>8.30</w:t>
+      </w:r>
       <w:r>
         <w:rPr>
           <w:lang w:val="fr_FR" w:bidi="fr_FR"/>
         </w:rPr>
         <w:t xml:space="preserve"> (« recommanda sévèrement »), 32 (« reprendre »), 33 (« réprimanda ») ; </w:t>
       </w:r>
-      <w:hyperlink r:id="rId101">
-        <w:r>
-          <w:rPr>
-            <w:lang w:val="fr_FR" w:bidi="fr_FR"/>
-          </w:rPr>
-          <w:rPr>
-            <w:color w:val="0000EE"/>
-            <w:u w:val="single"/>
-          </w:rPr>
-          <w:t>9.25</w:t>
-        </w:r>
-      </w:hyperlink>
+      <w:r>
+        <w:rPr>
+          <w:lang w:val="fr_FR" w:bidi="fr_FR"/>
+        </w:rPr>
+        <w:t>9.25</w:t>
+      </w:r>
       <w:r>
         <w:rPr>
           <w:lang w:val="fr_FR" w:bidi="fr_FR"/>
         </w:rPr>
         <w:t xml:space="preserve"> (« dit sévèrement ») ; </w:t>
       </w:r>
-      <w:hyperlink r:id="rId102">
-        <w:r>
-          <w:rPr>
-            <w:lang w:val="fr_FR" w:bidi="fr_FR"/>
-          </w:rPr>
-          <w:rPr>
-            <w:color w:val="0000EE"/>
-            <w:u w:val="single"/>
-          </w:rPr>
-          <w:t>10.13</w:t>
-        </w:r>
-      </w:hyperlink>
+      <w:r>
+        <w:rPr>
+          <w:lang w:val="fr_FR" w:bidi="fr_FR"/>
+        </w:rPr>
+        <w:t>10.13</w:t>
+      </w:r>
       <w:r>
         <w:rPr>
           <w:lang w:val="fr_FR" w:bidi="fr_FR"/>
@@ -10080,72 +9516,48 @@
         </w:rPr>
         <w:t xml:space="preserve"> Le verbe grec traduit « fut saisie d’émotion » décrit une réaction émotionnelle intense, qu’elle soit positive ou négative. Cette réaction peut correspondre à de la surprise, de l’émerveillement, de la crainte ou de l’angoisse. Ce verbe n’apparaît que dans Marc : </w:t>
       </w:r>
-      <w:hyperlink r:id="rId103">
-        <w:r>
-          <w:rPr>
-            <w:lang w:val="fr_FR" w:bidi="fr_FR"/>
-          </w:rPr>
-          <w:rPr>
-            <w:color w:val="0000EE"/>
-            <w:u w:val="single"/>
-          </w:rPr>
-          <w:t>9.15</w:t>
-        </w:r>
-      </w:hyperlink>
+      <w:r>
+        <w:rPr>
+          <w:lang w:val="fr_FR" w:bidi="fr_FR"/>
+        </w:rPr>
+        <w:t>9.15</w:t>
+      </w:r>
       <w:r>
         <w:rPr>
           <w:lang w:val="fr_FR" w:bidi="fr_FR"/>
         </w:rPr>
         <w:t xml:space="preserve"> (la foule quand Jésus arrive) ; </w:t>
       </w:r>
-      <w:hyperlink r:id="rId104">
-        <w:r>
-          <w:rPr>
-            <w:lang w:val="fr_FR" w:bidi="fr_FR"/>
-          </w:rPr>
-          <w:rPr>
-            <w:color w:val="0000EE"/>
-            <w:u w:val="single"/>
-          </w:rPr>
-          <w:t>14.33</w:t>
-        </w:r>
-      </w:hyperlink>
+      <w:r>
+        <w:rPr>
+          <w:lang w:val="fr_FR" w:bidi="fr_FR"/>
+        </w:rPr>
+        <w:t>14.33</w:t>
+      </w:r>
       <w:r>
         <w:rPr>
           <w:lang w:val="fr_FR" w:bidi="fr_FR"/>
         </w:rPr>
         <w:t xml:space="preserve"> (Jésus au jardin de Gethsémané) ; </w:t>
       </w:r>
-      <w:hyperlink r:id="rId105">
-        <w:r>
-          <w:rPr>
-            <w:lang w:val="fr_FR" w:bidi="fr_FR"/>
-          </w:rPr>
-          <w:rPr>
-            <w:color w:val="0000EE"/>
-            <w:u w:val="single"/>
-          </w:rPr>
-          <w:t>16.5</w:t>
-        </w:r>
-      </w:hyperlink>
+      <w:r>
+        <w:rPr>
+          <w:lang w:val="fr_FR" w:bidi="fr_FR"/>
+        </w:rPr>
+        <w:t>16.5</w:t>
+      </w:r>
       <w:r>
         <w:rPr>
           <w:lang w:val="fr_FR" w:bidi="fr_FR"/>
         </w:rPr>
         <w:t xml:space="preserve"> (les femmes au sépulcre lorsque l’ange leur apparaît) ; </w:t>
       </w:r>
-      <w:hyperlink r:id="rId106">
-        <w:r>
-          <w:rPr>
-            <w:lang w:val="fr_FR" w:bidi="fr_FR"/>
-          </w:rPr>
-          <w:rPr>
-            <w:color w:val="0000EE"/>
-            <w:u w:val="single"/>
-          </w:rPr>
-          <w:t>16.6</w:t>
-        </w:r>
-      </w:hyperlink>
+      <w:r>
+        <w:rPr>
+          <w:lang w:val="fr_FR" w:bidi="fr_FR"/>
+        </w:rPr>
+        <w:t>16.6</w:t>
+      </w:r>
       <w:r>
         <w:rPr>
           <w:lang w:val="fr_FR" w:bidi="fr_FR"/>
@@ -10728,54 +10140,36 @@
         </w:rPr>
         <w:t xml:space="preserve"> Le verbe traduit « mettre à l’épreuve » signifie tendre un piège, essayer de pousser à la faute. Ce mot apparaît 4 fois dans l’Évangile de Marc : </w:t>
       </w:r>
-      <w:hyperlink r:id="rId107">
-        <w:r>
-          <w:rPr>
-            <w:lang w:val="fr_FR" w:bidi="fr_FR"/>
-          </w:rPr>
-          <w:rPr>
-            <w:color w:val="0000EE"/>
-            <w:u w:val="single"/>
-          </w:rPr>
-          <w:t>1.13</w:t>
-        </w:r>
-      </w:hyperlink>
+      <w:r>
+        <w:rPr>
+          <w:lang w:val="fr_FR" w:bidi="fr_FR"/>
+        </w:rPr>
+        <w:t>1.13</w:t>
+      </w:r>
       <w:r>
         <w:rPr>
           <w:lang w:val="fr_FR" w:bidi="fr_FR"/>
         </w:rPr>
         <w:t xml:space="preserve"> (quand Jésus est tenté par Satan), </w:t>
       </w:r>
-      <w:hyperlink r:id="rId91">
-        <w:r>
-          <w:rPr>
-            <w:lang w:val="fr_FR" w:bidi="fr_FR"/>
-          </w:rPr>
-          <w:rPr>
-            <w:color w:val="0000EE"/>
-            <w:u w:val="single"/>
-          </w:rPr>
-          <w:t>8.11</w:t>
-        </w:r>
-      </w:hyperlink>
+      <w:r>
+        <w:rPr>
+          <w:lang w:val="fr_FR" w:bidi="fr_FR"/>
+        </w:rPr>
+        <w:t>8.11</w:t>
+      </w:r>
       <w:r>
         <w:rPr>
           <w:lang w:val="fr_FR" w:bidi="fr_FR"/>
         </w:rPr>
         <w:t xml:space="preserve"> (quand les pharisiens demandent un signe à Jésus), ici, et enfin </w:t>
       </w:r>
-      <w:hyperlink r:id="rId108">
-        <w:r>
-          <w:rPr>
-            <w:lang w:val="fr_FR" w:bidi="fr_FR"/>
-          </w:rPr>
-          <w:rPr>
-            <w:color w:val="0000EE"/>
-            <w:u w:val="single"/>
-          </w:rPr>
-          <w:t>12.15</w:t>
-        </w:r>
-      </w:hyperlink>
+      <w:r>
+        <w:rPr>
+          <w:lang w:val="fr_FR" w:bidi="fr_FR"/>
+        </w:rPr>
+        <w:t>12.15</w:t>
+      </w:r>
       <w:r>
         <w:rPr>
           <w:lang w:val="fr_FR" w:bidi="fr_FR"/>
@@ -10926,18 +10320,12 @@
         </w:rPr>
         <w:t xml:space="preserve"> Le nom grec traduit « dureté de cœur » désigne l’entêtement, le fait d’être têtu et totalement inflexible. Ce mot est également utilisé dans </w:t>
       </w:r>
-      <w:hyperlink r:id="rId109">
-        <w:r>
-          <w:rPr>
-            <w:lang w:val="fr_FR" w:bidi="fr_FR"/>
-          </w:rPr>
-          <w:rPr>
-            <w:color w:val="0000EE"/>
-            <w:u w:val="single"/>
-          </w:rPr>
-          <w:t>16.14</w:t>
-        </w:r>
-      </w:hyperlink>
+      <w:r>
+        <w:rPr>
+          <w:lang w:val="fr_FR" w:bidi="fr_FR"/>
+        </w:rPr>
+        <w:t>16.14</w:t>
+      </w:r>
       <w:r>
         <w:rPr>
           <w:lang w:val="fr_FR" w:bidi="fr_FR"/>
@@ -11424,54 +10812,36 @@
         </w:rPr>
         <w:t xml:space="preserve"> Le verbe grec traduit « fut indigné » décrit un état de colère face à ce que l’on juge être mauvais. Ce mot apparaît trois fois dans Marc : </w:t>
       </w:r>
-      <w:hyperlink r:id="rId110">
-        <w:r>
-          <w:rPr>
-            <w:lang w:val="fr_FR" w:bidi="fr_FR"/>
-          </w:rPr>
-          <w:rPr>
-            <w:color w:val="0000EE"/>
-            <w:u w:val="single"/>
-          </w:rPr>
-          <w:t>10.14</w:t>
-        </w:r>
-      </w:hyperlink>
+      <w:r>
+        <w:rPr>
+          <w:lang w:val="fr_FR" w:bidi="fr_FR"/>
+        </w:rPr>
+        <w:t>10.14</w:t>
+      </w:r>
       <w:r>
         <w:rPr>
           <w:lang w:val="fr_FR" w:bidi="fr_FR"/>
         </w:rPr>
         <w:t xml:space="preserve">, </w:t>
       </w:r>
-      <w:hyperlink r:id="rId111">
-        <w:r>
-          <w:rPr>
-            <w:lang w:val="fr_FR" w:bidi="fr_FR"/>
-          </w:rPr>
-          <w:rPr>
-            <w:color w:val="0000EE"/>
-            <w:u w:val="single"/>
-          </w:rPr>
-          <w:t>41</w:t>
-        </w:r>
-      </w:hyperlink>
+      <w:r>
+        <w:rPr>
+          <w:lang w:val="fr_FR" w:bidi="fr_FR"/>
+        </w:rPr>
+        <w:t>41</w:t>
+      </w:r>
       <w:r>
         <w:rPr>
           <w:lang w:val="fr_FR" w:bidi="fr_FR"/>
         </w:rPr>
         <w:t xml:space="preserve"> et </w:t>
       </w:r>
-      <w:hyperlink r:id="rId112">
-        <w:r>
-          <w:rPr>
-            <w:lang w:val="fr_FR" w:bidi="fr_FR"/>
-          </w:rPr>
-          <w:rPr>
-            <w:color w:val="0000EE"/>
-            <w:u w:val="single"/>
-          </w:rPr>
-          <w:t>14.4</w:t>
-        </w:r>
-      </w:hyperlink>
+      <w:r>
+        <w:rPr>
+          <w:lang w:val="fr_FR" w:bidi="fr_FR"/>
+        </w:rPr>
+        <w:t>14.4</w:t>
+      </w:r>
       <w:r>
         <w:rPr>
           <w:lang w:val="fr_FR" w:bidi="fr_FR"/>
@@ -11814,18 +11184,12 @@
         </w:rPr>
         <w:t xml:space="preserve"> Le verbe grec traduit « s’assombrit » désigne un état émotionnel triste et découragé qui se voit sur le visage, ou devenir noir et ténébreux ; cela peut inclure la tristesse et la menace. Ce mot n’apparaît que deux fois dans le Nouveau Testament : ici, et dans </w:t>
       </w:r>
-      <w:hyperlink r:id="rId113">
-        <w:r>
-          <w:rPr>
-            <w:lang w:val="fr_FR" w:bidi="fr_FR"/>
-          </w:rPr>
-          <w:rPr>
-            <w:color w:val="0000EE"/>
-            <w:u w:val="single"/>
-          </w:rPr>
-          <w:t>Matthieu 16.3</w:t>
-        </w:r>
-      </w:hyperlink>
+      <w:r>
+        <w:rPr>
+          <w:lang w:val="fr_FR" w:bidi="fr_FR"/>
+        </w:rPr>
+        <w:t>Matthieu 16.3</w:t>
+      </w:r>
       <w:r>
         <w:rPr>
           <w:lang w:val="fr_FR" w:bidi="fr_FR"/>
@@ -12037,36 +11401,24 @@
         </w:rPr>
         <w:t xml:space="preserve"> Le verbe grec traduit « furent stupéfaits » signifie être très étonné ou frappé de stupeur ; il s’agit d’une stupéfaction à cause d’un événement inhabituel. Il est utilisé trois fois dans Marc : </w:t>
       </w:r>
-      <w:hyperlink r:id="rId90">
-        <w:r>
-          <w:rPr>
-            <w:lang w:val="fr_FR" w:bidi="fr_FR"/>
-          </w:rPr>
-          <w:rPr>
-            <w:color w:val="0000EE"/>
-            <w:u w:val="single"/>
-          </w:rPr>
-          <w:t>1.27</w:t>
-        </w:r>
-      </w:hyperlink>
+      <w:r>
+        <w:rPr>
+          <w:lang w:val="fr_FR" w:bidi="fr_FR"/>
+        </w:rPr>
+        <w:t>1.27</w:t>
+      </w:r>
       <w:r>
         <w:rPr>
           <w:lang w:val="fr_FR" w:bidi="fr_FR"/>
         </w:rPr>
         <w:t xml:space="preserve">, ici et </w:t>
       </w:r>
-      <w:hyperlink r:id="rId114">
-        <w:r>
-          <w:rPr>
-            <w:lang w:val="fr_FR" w:bidi="fr_FR"/>
-          </w:rPr>
-          <w:rPr>
-            <w:color w:val="0000EE"/>
-            <w:u w:val="single"/>
-          </w:rPr>
-          <w:t>10.32</w:t>
-        </w:r>
-      </w:hyperlink>
+      <w:r>
+        <w:rPr>
+          <w:lang w:val="fr_FR" w:bidi="fr_FR"/>
+        </w:rPr>
+        <w:t>10.32</w:t>
+      </w:r>
       <w:r>
         <w:rPr>
           <w:lang w:val="fr_FR" w:bidi="fr_FR"/>
@@ -13705,198 +13057,132 @@
         </w:rPr>
         <w:t xml:space="preserve"> Il s’agit de vêtements extérieurs de tout genre (manteau, habit, tunique). Ce mot apparaît douze fois dans Marc : </w:t>
       </w:r>
-      <w:hyperlink r:id="rId115">
-        <w:r>
-          <w:rPr>
-            <w:lang w:val="fr_FR" w:bidi="fr_FR"/>
-          </w:rPr>
-          <w:rPr>
-            <w:color w:val="0000EE"/>
-            <w:u w:val="single"/>
-          </w:rPr>
-          <w:t>2.21</w:t>
-        </w:r>
-      </w:hyperlink>
+      <w:r>
+        <w:rPr>
+          <w:lang w:val="fr_FR" w:bidi="fr_FR"/>
+        </w:rPr>
+        <w:t>2.21</w:t>
+      </w:r>
       <w:r>
         <w:rPr>
           <w:lang w:val="fr_FR" w:bidi="fr_FR"/>
         </w:rPr>
         <w:t xml:space="preserve"> ; </w:t>
       </w:r>
-      <w:hyperlink r:id="rId116">
-        <w:r>
-          <w:rPr>
-            <w:lang w:val="fr_FR" w:bidi="fr_FR"/>
-          </w:rPr>
-          <w:rPr>
-            <w:color w:val="0000EE"/>
-            <w:u w:val="single"/>
-          </w:rPr>
-          <w:t>5.27</w:t>
-        </w:r>
-      </w:hyperlink>
+      <w:r>
+        <w:rPr>
+          <w:lang w:val="fr_FR" w:bidi="fr_FR"/>
+        </w:rPr>
+        <w:t>5.27</w:t>
+      </w:r>
       <w:r>
         <w:rPr>
           <w:lang w:val="fr_FR" w:bidi="fr_FR"/>
         </w:rPr>
         <w:t xml:space="preserve">, </w:t>
       </w:r>
-      <w:hyperlink r:id="rId77">
-        <w:r>
-          <w:rPr>
-            <w:lang w:val="fr_FR" w:bidi="fr_FR"/>
-          </w:rPr>
-          <w:rPr>
-            <w:color w:val="0000EE"/>
-            <w:u w:val="single"/>
-          </w:rPr>
-          <w:t>28</w:t>
-        </w:r>
-      </w:hyperlink>
+      <w:r>
+        <w:rPr>
+          <w:lang w:val="fr_FR" w:bidi="fr_FR"/>
+        </w:rPr>
+        <w:t>28</w:t>
+      </w:r>
       <w:r>
         <w:rPr>
           <w:lang w:val="fr_FR" w:bidi="fr_FR"/>
         </w:rPr>
         <w:t xml:space="preserve">, </w:t>
       </w:r>
-      <w:hyperlink r:id="rId117">
-        <w:r>
-          <w:rPr>
-            <w:lang w:val="fr_FR" w:bidi="fr_FR"/>
-          </w:rPr>
-          <w:rPr>
-            <w:color w:val="0000EE"/>
-            <w:u w:val="single"/>
-          </w:rPr>
-          <w:t>30</w:t>
-        </w:r>
-      </w:hyperlink>
+      <w:r>
+        <w:rPr>
+          <w:lang w:val="fr_FR" w:bidi="fr_FR"/>
+        </w:rPr>
+        <w:t>30</w:t>
+      </w:r>
       <w:r>
         <w:rPr>
           <w:lang w:val="fr_FR" w:bidi="fr_FR"/>
         </w:rPr>
         <w:t xml:space="preserve"> ; </w:t>
       </w:r>
-      <w:hyperlink r:id="rId79">
-        <w:r>
-          <w:rPr>
-            <w:lang w:val="fr_FR" w:bidi="fr_FR"/>
-          </w:rPr>
-          <w:rPr>
-            <w:color w:val="0000EE"/>
-            <w:u w:val="single"/>
-          </w:rPr>
-          <w:t>6.56</w:t>
-        </w:r>
-      </w:hyperlink>
+      <w:r>
+        <w:rPr>
+          <w:lang w:val="fr_FR" w:bidi="fr_FR"/>
+        </w:rPr>
+        <w:t>6.56</w:t>
+      </w:r>
       <w:r>
         <w:rPr>
           <w:lang w:val="fr_FR" w:bidi="fr_FR"/>
         </w:rPr>
         <w:t xml:space="preserve"> ; </w:t>
       </w:r>
-      <w:hyperlink r:id="rId20">
-        <w:r>
-          <w:rPr>
-            <w:lang w:val="fr_FR" w:bidi="fr_FR"/>
-          </w:rPr>
-          <w:rPr>
-            <w:color w:val="0000EE"/>
-            <w:u w:val="single"/>
-          </w:rPr>
-          <w:t>9.3</w:t>
-        </w:r>
-      </w:hyperlink>
+      <w:r>
+        <w:rPr>
+          <w:lang w:val="fr_FR" w:bidi="fr_FR"/>
+        </w:rPr>
+        <w:t>9.3</w:t>
+      </w:r>
       <w:r>
         <w:rPr>
           <w:lang w:val="fr_FR" w:bidi="fr_FR"/>
         </w:rPr>
         <w:t xml:space="preserve"> ; </w:t>
       </w:r>
-      <w:hyperlink r:id="rId118">
-        <w:r>
-          <w:rPr>
-            <w:lang w:val="fr_FR" w:bidi="fr_FR"/>
-          </w:rPr>
-          <w:rPr>
-            <w:color w:val="0000EE"/>
-            <w:u w:val="single"/>
-          </w:rPr>
-          <w:t>10.50</w:t>
-        </w:r>
-      </w:hyperlink>
+      <w:r>
+        <w:rPr>
+          <w:lang w:val="fr_FR" w:bidi="fr_FR"/>
+        </w:rPr>
+        <w:t>10.50</w:t>
+      </w:r>
       <w:r>
         <w:rPr>
           <w:lang w:val="fr_FR" w:bidi="fr_FR"/>
         </w:rPr>
         <w:t xml:space="preserve"> ; </w:t>
       </w:r>
-      <w:hyperlink r:id="rId119">
-        <w:r>
-          <w:rPr>
-            <w:lang w:val="fr_FR" w:bidi="fr_FR"/>
-          </w:rPr>
-          <w:rPr>
-            <w:color w:val="0000EE"/>
-            <w:u w:val="single"/>
-          </w:rPr>
-          <w:t>11.7</w:t>
-        </w:r>
-      </w:hyperlink>
+      <w:r>
+        <w:rPr>
+          <w:lang w:val="fr_FR" w:bidi="fr_FR"/>
+        </w:rPr>
+        <w:t>11.7</w:t>
+      </w:r>
       <w:r>
         <w:rPr>
           <w:lang w:val="fr_FR" w:bidi="fr_FR"/>
         </w:rPr>
         <w:t xml:space="preserve">, </w:t>
       </w:r>
-      <w:hyperlink r:id="rId120">
-        <w:r>
-          <w:rPr>
-            <w:lang w:val="fr_FR" w:bidi="fr_FR"/>
-          </w:rPr>
-          <w:rPr>
-            <w:color w:val="0000EE"/>
-            <w:u w:val="single"/>
-          </w:rPr>
-          <w:t>8</w:t>
-        </w:r>
-      </w:hyperlink>
+      <w:r>
+        <w:rPr>
+          <w:lang w:val="fr_FR" w:bidi="fr_FR"/>
+        </w:rPr>
+        <w:t>8</w:t>
+      </w:r>
       <w:r>
         <w:rPr>
           <w:lang w:val="fr_FR" w:bidi="fr_FR"/>
         </w:rPr>
         <w:t xml:space="preserve"> ; </w:t>
       </w:r>
-      <w:hyperlink r:id="rId121">
-        <w:r>
-          <w:rPr>
-            <w:lang w:val="fr_FR" w:bidi="fr_FR"/>
-          </w:rPr>
-          <w:rPr>
-            <w:color w:val="0000EE"/>
-            <w:u w:val="single"/>
-          </w:rPr>
-          <w:t>13.16</w:t>
-        </w:r>
-      </w:hyperlink>
+      <w:r>
+        <w:rPr>
+          <w:lang w:val="fr_FR" w:bidi="fr_FR"/>
+        </w:rPr>
+        <w:t>13.16</w:t>
+      </w:r>
       <w:r>
         <w:rPr>
           <w:lang w:val="fr_FR" w:bidi="fr_FR"/>
         </w:rPr>
         <w:t xml:space="preserve"> ; </w:t>
       </w:r>
-      <w:hyperlink r:id="rId122">
-        <w:r>
-          <w:rPr>
-            <w:lang w:val="fr_FR" w:bidi="fr_FR"/>
-          </w:rPr>
-          <w:rPr>
-            <w:color w:val="0000EE"/>
-            <w:u w:val="single"/>
-          </w:rPr>
-          <w:t>15.20</w:t>
-        </w:r>
-      </w:hyperlink>
+      <w:r>
+        <w:rPr>
+          <w:lang w:val="fr_FR" w:bidi="fr_FR"/>
+        </w:rPr>
+        <w:t>15.20</w:t>
+      </w:r>
       <w:r>
         <w:rPr>
           <w:lang w:val="fr_FR" w:bidi="fr_FR"/>
@@ -14335,18 +13621,12 @@
         </w:rPr>
         <w:t xml:space="preserve"> Le verbe grec traduit « chasser » signifie faire sortir, souvent de force (mais pas toujours). Ce verbe apparaît 18 fois dans Marc : </w:t>
       </w:r>
-      <w:hyperlink r:id="rId123">
-        <w:r>
-          <w:rPr>
-            <w:lang w:val="fr_FR" w:bidi="fr_FR"/>
-          </w:rPr>
-          <w:rPr>
-            <w:color w:val="0000EE"/>
-            <w:u w:val="single"/>
-          </w:rPr>
-          <w:t>1.12</w:t>
-        </w:r>
-      </w:hyperlink>
+      <w:r>
+        <w:rPr>
+          <w:lang w:val="fr_FR" w:bidi="fr_FR"/>
+        </w:rPr>
+        <w:t>1.12</w:t>
+      </w:r>
       <w:r>
         <w:rPr>
           <w:lang w:val="fr_FR" w:bidi="fr_FR"/>
@@ -14366,216 +13646,144 @@
         </w:rPr>
         <w:t xml:space="preserve"> Jésus dans le désert) ; </w:t>
       </w:r>
-      <w:hyperlink r:id="rId124">
-        <w:r>
-          <w:rPr>
-            <w:lang w:val="fr_FR" w:bidi="fr_FR"/>
-          </w:rPr>
-          <w:rPr>
-            <w:color w:val="0000EE"/>
-            <w:u w:val="single"/>
-          </w:rPr>
-          <w:t>1.34</w:t>
-        </w:r>
-      </w:hyperlink>
+      <w:r>
+        <w:rPr>
+          <w:lang w:val="fr_FR" w:bidi="fr_FR"/>
+        </w:rPr>
+        <w:t>1.34</w:t>
+      </w:r>
       <w:r>
         <w:rPr>
           <w:lang w:val="fr_FR" w:bidi="fr_FR"/>
         </w:rPr>
         <w:t xml:space="preserve">, </w:t>
       </w:r>
-      <w:hyperlink r:id="rId125">
-        <w:r>
-          <w:rPr>
-            <w:lang w:val="fr_FR" w:bidi="fr_FR"/>
-          </w:rPr>
-          <w:rPr>
-            <w:color w:val="0000EE"/>
-            <w:u w:val="single"/>
-          </w:rPr>
-          <w:t>39</w:t>
-        </w:r>
-      </w:hyperlink>
+      <w:r>
+        <w:rPr>
+          <w:lang w:val="fr_FR" w:bidi="fr_FR"/>
+        </w:rPr>
+        <w:t>39</w:t>
+      </w:r>
       <w:r>
         <w:rPr>
           <w:lang w:val="fr_FR" w:bidi="fr_FR"/>
         </w:rPr>
         <w:t xml:space="preserve"> ; </w:t>
       </w:r>
-      <w:hyperlink r:id="rId126">
-        <w:r>
-          <w:rPr>
-            <w:lang w:val="fr_FR" w:bidi="fr_FR"/>
-          </w:rPr>
-          <w:rPr>
-            <w:color w:val="0000EE"/>
-            <w:u w:val="single"/>
-          </w:rPr>
-          <w:t>3.15</w:t>
-        </w:r>
-      </w:hyperlink>
+      <w:r>
+        <w:rPr>
+          <w:lang w:val="fr_FR" w:bidi="fr_FR"/>
+        </w:rPr>
+        <w:t>3.15</w:t>
+      </w:r>
       <w:r>
         <w:rPr>
           <w:lang w:val="fr_FR" w:bidi="fr_FR"/>
         </w:rPr>
         <w:t xml:space="preserve">, </w:t>
       </w:r>
-      <w:hyperlink r:id="rId127">
-        <w:r>
-          <w:rPr>
-            <w:lang w:val="fr_FR" w:bidi="fr_FR"/>
-          </w:rPr>
-          <w:rPr>
-            <w:color w:val="0000EE"/>
-            <w:u w:val="single"/>
-          </w:rPr>
-          <w:t>22</w:t>
-        </w:r>
-      </w:hyperlink>
+      <w:r>
+        <w:rPr>
+          <w:lang w:val="fr_FR" w:bidi="fr_FR"/>
+        </w:rPr>
+        <w:t>22</w:t>
+      </w:r>
       <w:r>
         <w:rPr>
           <w:lang w:val="fr_FR" w:bidi="fr_FR"/>
         </w:rPr>
         <w:t xml:space="preserve">, </w:t>
       </w:r>
-      <w:hyperlink r:id="rId128">
-        <w:r>
-          <w:rPr>
-            <w:lang w:val="fr_FR" w:bidi="fr_FR"/>
-          </w:rPr>
-          <w:rPr>
-            <w:color w:val="0000EE"/>
-            <w:u w:val="single"/>
-          </w:rPr>
-          <w:t>23</w:t>
-        </w:r>
-      </w:hyperlink>
+      <w:r>
+        <w:rPr>
+          <w:lang w:val="fr_FR" w:bidi="fr_FR"/>
+        </w:rPr>
+        <w:t>23</w:t>
+      </w:r>
       <w:r>
         <w:rPr>
           <w:lang w:val="fr_FR" w:bidi="fr_FR"/>
         </w:rPr>
         <w:t xml:space="preserve"> ; </w:t>
       </w:r>
-      <w:hyperlink r:id="rId129">
-        <w:r>
-          <w:rPr>
-            <w:lang w:val="fr_FR" w:bidi="fr_FR"/>
-          </w:rPr>
-          <w:rPr>
-            <w:color w:val="0000EE"/>
-            <w:u w:val="single"/>
-          </w:rPr>
-          <w:t>6.13</w:t>
-        </w:r>
-      </w:hyperlink>
+      <w:r>
+        <w:rPr>
+          <w:lang w:val="fr_FR" w:bidi="fr_FR"/>
+        </w:rPr>
+        <w:t>6.13</w:t>
+      </w:r>
       <w:r>
         <w:rPr>
           <w:lang w:val="fr_FR" w:bidi="fr_FR"/>
         </w:rPr>
         <w:t xml:space="preserve"> ; </w:t>
       </w:r>
-      <w:hyperlink r:id="rId130">
-        <w:r>
-          <w:rPr>
-            <w:lang w:val="fr_FR" w:bidi="fr_FR"/>
-          </w:rPr>
-          <w:rPr>
-            <w:color w:val="0000EE"/>
-            <w:u w:val="single"/>
-          </w:rPr>
-          <w:t>7.26</w:t>
-        </w:r>
-      </w:hyperlink>
+      <w:r>
+        <w:rPr>
+          <w:lang w:val="fr_FR" w:bidi="fr_FR"/>
+        </w:rPr>
+        <w:t>7.26</w:t>
+      </w:r>
       <w:r>
         <w:rPr>
           <w:lang w:val="fr_FR" w:bidi="fr_FR"/>
         </w:rPr>
         <w:t xml:space="preserve"> ; </w:t>
       </w:r>
-      <w:hyperlink r:id="rId131">
-        <w:r>
-          <w:rPr>
-            <w:lang w:val="fr_FR" w:bidi="fr_FR"/>
-          </w:rPr>
-          <w:rPr>
-            <w:color w:val="0000EE"/>
-            <w:u w:val="single"/>
-          </w:rPr>
-          <w:t>9.18</w:t>
-        </w:r>
-      </w:hyperlink>
+      <w:r>
+        <w:rPr>
+          <w:lang w:val="fr_FR" w:bidi="fr_FR"/>
+        </w:rPr>
+        <w:t>9.18</w:t>
+      </w:r>
       <w:r>
         <w:rPr>
           <w:lang w:val="fr_FR" w:bidi="fr_FR"/>
         </w:rPr>
         <w:t xml:space="preserve">, </w:t>
       </w:r>
-      <w:hyperlink r:id="rId132">
-        <w:r>
-          <w:rPr>
-            <w:lang w:val="fr_FR" w:bidi="fr_FR"/>
-          </w:rPr>
-          <w:rPr>
-            <w:color w:val="0000EE"/>
-            <w:u w:val="single"/>
-          </w:rPr>
-          <w:t>28</w:t>
-        </w:r>
-      </w:hyperlink>
+      <w:r>
+        <w:rPr>
+          <w:lang w:val="fr_FR" w:bidi="fr_FR"/>
+        </w:rPr>
+        <w:t>28</w:t>
+      </w:r>
       <w:r>
         <w:rPr>
           <w:lang w:val="fr_FR" w:bidi="fr_FR"/>
         </w:rPr>
         <w:t xml:space="preserve">, </w:t>
       </w:r>
-      <w:hyperlink r:id="rId51">
-        <w:r>
-          <w:rPr>
-            <w:lang w:val="fr_FR" w:bidi="fr_FR"/>
-          </w:rPr>
-          <w:rPr>
-            <w:color w:val="0000EE"/>
-            <w:u w:val="single"/>
-          </w:rPr>
-          <w:t>38</w:t>
-        </w:r>
-      </w:hyperlink>
+      <w:r>
+        <w:rPr>
+          <w:lang w:val="fr_FR" w:bidi="fr_FR"/>
+        </w:rPr>
+        <w:t>38</w:t>
+      </w:r>
       <w:r>
         <w:rPr>
           <w:lang w:val="fr_FR" w:bidi="fr_FR"/>
         </w:rPr>
         <w:t xml:space="preserve"> ; </w:t>
       </w:r>
-      <w:hyperlink r:id="rId133">
-        <w:r>
-          <w:rPr>
-            <w:lang w:val="fr_FR" w:bidi="fr_FR"/>
-          </w:rPr>
-          <w:rPr>
-            <w:color w:val="0000EE"/>
-            <w:u w:val="single"/>
-          </w:rPr>
-          <w:t>16.9</w:t>
-        </w:r>
-      </w:hyperlink>
+      <w:r>
+        <w:rPr>
+          <w:lang w:val="fr_FR" w:bidi="fr_FR"/>
+        </w:rPr>
+        <w:t>16.9</w:t>
+      </w:r>
       <w:r>
         <w:rPr>
           <w:lang w:val="fr_FR" w:bidi="fr_FR"/>
         </w:rPr>
         <w:t xml:space="preserve">, </w:t>
       </w:r>
-      <w:hyperlink r:id="rId134">
-        <w:r>
-          <w:rPr>
-            <w:lang w:val="fr_FR" w:bidi="fr_FR"/>
-          </w:rPr>
-          <w:rPr>
-            <w:color w:val="0000EE"/>
-            <w:u w:val="single"/>
-          </w:rPr>
-          <w:t>17</w:t>
-        </w:r>
-      </w:hyperlink>
+      <w:r>
+        <w:rPr>
+          <w:lang w:val="fr_FR" w:bidi="fr_FR"/>
+        </w:rPr>
+        <w:t>17</w:t>
+      </w:r>
       <w:r>
         <w:rPr>
           <w:lang w:val="fr_FR" w:bidi="fr_FR"/>
@@ -14595,18 +13803,12 @@
         </w:rPr>
         <w:t xml:space="preserve"> des démons ou Satan) ; </w:t>
       </w:r>
-      <w:hyperlink r:id="rId135">
-        <w:r>
-          <w:rPr>
-            <w:lang w:val="fr_FR" w:bidi="fr_FR"/>
-          </w:rPr>
-          <w:rPr>
-            <w:color w:val="0000EE"/>
-            <w:u w:val="single"/>
-          </w:rPr>
-          <w:t>1.43</w:t>
-        </w:r>
-      </w:hyperlink>
+      <w:r>
+        <w:rPr>
+          <w:lang w:val="fr_FR" w:bidi="fr_FR"/>
+        </w:rPr>
+        <w:t>1.43</w:t>
+      </w:r>
       <w:r>
         <w:rPr>
           <w:lang w:val="fr_FR" w:bidi="fr_FR"/>
@@ -14626,36 +13828,24 @@
         </w:rPr>
         <w:t xml:space="preserve"> le lépreux guéri) ; </w:t>
       </w:r>
-      <w:hyperlink r:id="rId136">
-        <w:r>
-          <w:rPr>
-            <w:lang w:val="fr_FR" w:bidi="fr_FR"/>
-          </w:rPr>
-          <w:rPr>
-            <w:color w:val="0000EE"/>
-            <w:u w:val="single"/>
-          </w:rPr>
-          <w:t>5.40</w:t>
-        </w:r>
-      </w:hyperlink>
+      <w:r>
+        <w:rPr>
+          <w:lang w:val="fr_FR" w:bidi="fr_FR"/>
+        </w:rPr>
+        <w:t>5.40</w:t>
+      </w:r>
       <w:r>
         <w:rPr>
           <w:lang w:val="fr_FR" w:bidi="fr_FR"/>
         </w:rPr>
         <w:t xml:space="preserve"> (de Jésus qui fait sortir tout le monde sauf les disciples qui l’accompagnent et le père et la mère de la petite fille qu’il va ramener à la vie) ; </w:t>
       </w:r>
-      <w:hyperlink r:id="rId137">
-        <w:r>
-          <w:rPr>
-            <w:lang w:val="fr_FR" w:bidi="fr_FR"/>
-          </w:rPr>
-          <w:rPr>
-            <w:color w:val="0000EE"/>
-            <w:u w:val="single"/>
-          </w:rPr>
-          <w:t>9.47</w:t>
-        </w:r>
-      </w:hyperlink>
+      <w:r>
+        <w:rPr>
+          <w:lang w:val="fr_FR" w:bidi="fr_FR"/>
+        </w:rPr>
+        <w:t>9.47</w:t>
+      </w:r>
       <w:r>
         <w:rPr>
           <w:lang w:val="fr_FR" w:bidi="fr_FR"/>
@@ -14675,18 +13865,12 @@
         </w:rPr>
         <w:t xml:space="preserve"> que de tomber dans le péché) ; </w:t>
       </w:r>
-      <w:hyperlink r:id="rId138">
-        <w:r>
-          <w:rPr>
-            <w:lang w:val="fr_FR" w:bidi="fr_FR"/>
-          </w:rPr>
-          <w:rPr>
-            <w:color w:val="0000EE"/>
-            <w:u w:val="single"/>
-          </w:rPr>
-          <w:t>12.8</w:t>
-        </w:r>
-      </w:hyperlink>
+      <w:r>
+        <w:rPr>
+          <w:lang w:val="fr_FR" w:bidi="fr_FR"/>
+        </w:rPr>
+        <w:t>12.8</w:t>
+      </w:r>
       <w:r>
         <w:rPr>
           <w:lang w:val="fr_FR" w:bidi="fr_FR"/>
@@ -15426,90 +14610,60 @@
         </w:rPr>
         <w:t xml:space="preserve"> Le verbe grec traduit « raisonnèrent » est utilisé sept fois dans Marc : </w:t>
       </w:r>
-      <w:hyperlink r:id="rId139">
-        <w:r>
-          <w:rPr>
-            <w:lang w:val="fr_FR" w:bidi="fr_FR"/>
-          </w:rPr>
-          <w:rPr>
-            <w:color w:val="0000EE"/>
-            <w:u w:val="single"/>
-          </w:rPr>
-          <w:t>2.6</w:t>
-        </w:r>
-      </w:hyperlink>
+      <w:r>
+        <w:rPr>
+          <w:lang w:val="fr_FR" w:bidi="fr_FR"/>
+        </w:rPr>
+        <w:t>2.6</w:t>
+      </w:r>
       <w:r>
         <w:rPr>
           <w:lang w:val="fr_FR" w:bidi="fr_FR"/>
         </w:rPr>
         <w:t xml:space="preserve">, </w:t>
       </w:r>
-      <w:hyperlink r:id="rId140">
-        <w:r>
-          <w:rPr>
-            <w:lang w:val="fr_FR" w:bidi="fr_FR"/>
-          </w:rPr>
-          <w:rPr>
-            <w:color w:val="0000EE"/>
-            <w:u w:val="single"/>
-          </w:rPr>
-          <w:t>8</w:t>
-        </w:r>
-      </w:hyperlink>
+      <w:r>
+        <w:rPr>
+          <w:lang w:val="fr_FR" w:bidi="fr_FR"/>
+        </w:rPr>
+        <w:t>8</w:t>
+      </w:r>
       <w:r>
         <w:rPr>
           <w:lang w:val="fr_FR" w:bidi="fr_FR"/>
         </w:rPr>
         <w:t xml:space="preserve"> ; </w:t>
       </w:r>
-      <w:hyperlink r:id="rId141">
-        <w:r>
-          <w:rPr>
-            <w:lang w:val="fr_FR" w:bidi="fr_FR"/>
-          </w:rPr>
-          <w:rPr>
-            <w:color w:val="0000EE"/>
-            <w:u w:val="single"/>
-          </w:rPr>
-          <w:t>8.16</w:t>
-        </w:r>
-      </w:hyperlink>
+      <w:r>
+        <w:rPr>
+          <w:lang w:val="fr_FR" w:bidi="fr_FR"/>
+        </w:rPr>
+        <w:t>8.16</w:t>
+      </w:r>
       <w:r>
         <w:rPr>
           <w:lang w:val="fr_FR" w:bidi="fr_FR"/>
         </w:rPr>
         <w:t xml:space="preserve">, </w:t>
       </w:r>
-      <w:hyperlink r:id="rId142">
-        <w:r>
-          <w:rPr>
-            <w:lang w:val="fr_FR" w:bidi="fr_FR"/>
-          </w:rPr>
-          <w:rPr>
-            <w:color w:val="0000EE"/>
-            <w:u w:val="single"/>
-          </w:rPr>
-          <w:t>17</w:t>
-        </w:r>
-      </w:hyperlink>
+      <w:r>
+        <w:rPr>
+          <w:lang w:val="fr_FR" w:bidi="fr_FR"/>
+        </w:rPr>
+        <w:t>17</w:t>
+      </w:r>
       <w:r>
         <w:rPr>
           <w:lang w:val="fr_FR" w:bidi="fr_FR"/>
         </w:rPr>
         <w:t xml:space="preserve"> ; </w:t>
       </w:r>
-      <w:hyperlink r:id="rId143">
-        <w:r>
-          <w:rPr>
-            <w:lang w:val="fr_FR" w:bidi="fr_FR"/>
-          </w:rPr>
-          <w:rPr>
-            <w:color w:val="0000EE"/>
-            <w:u w:val="single"/>
-          </w:rPr>
-          <w:t>9.33</w:t>
-        </w:r>
-      </w:hyperlink>
+      <w:r>
+        <w:rPr>
+          <w:lang w:val="fr_FR" w:bidi="fr_FR"/>
+        </w:rPr>
+        <w:t>9.33</w:t>
+      </w:r>
       <w:r>
         <w:rPr>
           <w:lang w:val="fr_FR" w:bidi="fr_FR"/>
@@ -17052,54 +16206,36 @@
         </w:rPr>
         <w:t xml:space="preserve"> Le verbe grec traduit « séduise » signifie mener quelqu’un à adopter un mauvais point de vue et à s’éloigner de la vérité. Il pourrait également être traduit « tromper » ou « égarer » en français. Ce verbe apparaît quatre fois dans Marc : </w:t>
       </w:r>
-      <w:hyperlink r:id="rId144">
-        <w:r>
-          <w:rPr>
-            <w:lang w:val="fr_FR" w:bidi="fr_FR"/>
-          </w:rPr>
-          <w:rPr>
-            <w:color w:val="0000EE"/>
-            <w:u w:val="single"/>
-          </w:rPr>
-          <w:t>12.24</w:t>
-        </w:r>
-      </w:hyperlink>
+      <w:r>
+        <w:rPr>
+          <w:lang w:val="fr_FR" w:bidi="fr_FR"/>
+        </w:rPr>
+        <w:t>12.24</w:t>
+      </w:r>
       <w:r>
         <w:rPr>
           <w:lang w:val="fr_FR" w:bidi="fr_FR"/>
         </w:rPr>
         <w:t xml:space="preserve">, </w:t>
       </w:r>
-      <w:hyperlink r:id="rId145">
-        <w:r>
-          <w:rPr>
-            <w:lang w:val="fr_FR" w:bidi="fr_FR"/>
-          </w:rPr>
-          <w:rPr>
-            <w:color w:val="0000EE"/>
-            <w:u w:val="single"/>
-          </w:rPr>
-          <w:t>27</w:t>
-        </w:r>
-      </w:hyperlink>
+      <w:r>
+        <w:rPr>
+          <w:lang w:val="fr_FR" w:bidi="fr_FR"/>
+        </w:rPr>
+        <w:t>27</w:t>
+      </w:r>
       <w:r>
         <w:rPr>
           <w:lang w:val="fr_FR" w:bidi="fr_FR"/>
         </w:rPr>
         <w:t xml:space="preserve"> ; </w:t>
       </w:r>
-      <w:hyperlink r:id="rId146">
-        <w:r>
-          <w:rPr>
-            <w:lang w:val="fr_FR" w:bidi="fr_FR"/>
-          </w:rPr>
-          <w:rPr>
-            <w:color w:val="0000EE"/>
-            <w:u w:val="single"/>
-          </w:rPr>
-          <w:t>13.5</w:t>
-        </w:r>
-      </w:hyperlink>
+      <w:r>
+        <w:rPr>
+          <w:lang w:val="fr_FR" w:bidi="fr_FR"/>
+        </w:rPr>
+        <w:t>13.5</w:t>
+      </w:r>
       <w:r>
         <w:rPr>
           <w:lang w:val="fr_FR" w:bidi="fr_FR"/>
@@ -17298,18 +16434,12 @@
         </w:rPr>
         <w:t xml:space="preserve"> Le verbe grec traduit « prenez garde » signifie être prêt à faire face à des dangers ou des besoins à venir. Ce verbe pourrait également être traduit « se méfier de » ou « faire attention à ». Il apparaît dans </w:t>
       </w:r>
-      <w:hyperlink r:id="rId147">
-        <w:r>
-          <w:rPr>
-            <w:lang w:val="fr_FR" w:bidi="fr_FR"/>
-          </w:rPr>
-          <w:rPr>
-            <w:color w:val="0000EE"/>
-            <w:u w:val="single"/>
-          </w:rPr>
-          <w:t>12.38</w:t>
-        </w:r>
-      </w:hyperlink>
+      <w:r>
+        <w:rPr>
+          <w:lang w:val="fr_FR" w:bidi="fr_FR"/>
+        </w:rPr>
+        <w:t>12.38</w:t>
+      </w:r>
       <w:r>
         <w:rPr>
           <w:lang w:val="fr_FR" w:bidi="fr_FR"/>
@@ -20772,126 +19902,84 @@
         </w:rPr>
         <w:t xml:space="preserve"> Le verbe grec traduit « virent » signifie observer quelque chose avec attention, souvent avec l’idée que ce qui est observé est inhabituel. Il apparaît sept fois dans Marc : </w:t>
       </w:r>
-      <w:hyperlink r:id="rId148">
-        <w:r>
-          <w:rPr>
-            <w:lang w:val="fr_FR" w:bidi="fr_FR"/>
-          </w:rPr>
-          <w:rPr>
-            <w:color w:val="0000EE"/>
-            <w:u w:val="single"/>
-          </w:rPr>
-          <w:t>3.11</w:t>
-        </w:r>
-      </w:hyperlink>
+      <w:r>
+        <w:rPr>
+          <w:lang w:val="fr_FR" w:bidi="fr_FR"/>
+        </w:rPr>
+        <w:t>3.11</w:t>
+      </w:r>
       <w:r>
         <w:rPr>
           <w:lang w:val="fr_FR" w:bidi="fr_FR"/>
         </w:rPr>
         <w:t xml:space="preserve"> ; </w:t>
       </w:r>
-      <w:hyperlink r:id="rId149">
-        <w:r>
-          <w:rPr>
-            <w:lang w:val="fr_FR" w:bidi="fr_FR"/>
-          </w:rPr>
-          <w:rPr>
-            <w:color w:val="0000EE"/>
-            <w:u w:val="single"/>
-          </w:rPr>
-          <w:t>5.15</w:t>
-        </w:r>
-      </w:hyperlink>
+      <w:r>
+        <w:rPr>
+          <w:lang w:val="fr_FR" w:bidi="fr_FR"/>
+        </w:rPr>
+        <w:t>5.15</w:t>
+      </w:r>
       <w:r>
         <w:rPr>
           <w:lang w:val="fr_FR" w:bidi="fr_FR"/>
         </w:rPr>
         <w:t xml:space="preserve">, </w:t>
       </w:r>
-      <w:hyperlink r:id="rId150">
-        <w:r>
-          <w:rPr>
-            <w:lang w:val="fr_FR" w:bidi="fr_FR"/>
-          </w:rPr>
-          <w:rPr>
-            <w:color w:val="0000EE"/>
-            <w:u w:val="single"/>
-          </w:rPr>
-          <w:t>38</w:t>
-        </w:r>
-      </w:hyperlink>
+      <w:r>
+        <w:rPr>
+          <w:lang w:val="fr_FR" w:bidi="fr_FR"/>
+        </w:rPr>
+        <w:t>38</w:t>
+      </w:r>
       <w:r>
         <w:rPr>
           <w:lang w:val="fr_FR" w:bidi="fr_FR"/>
         </w:rPr>
         <w:t xml:space="preserve"> ; </w:t>
       </w:r>
-      <w:hyperlink r:id="rId151">
-        <w:r>
-          <w:rPr>
-            <w:lang w:val="fr_FR" w:bidi="fr_FR"/>
-          </w:rPr>
-          <w:rPr>
-            <w:color w:val="0000EE"/>
-            <w:u w:val="single"/>
-          </w:rPr>
-          <w:t>12.41</w:t>
-        </w:r>
-      </w:hyperlink>
+      <w:r>
+        <w:rPr>
+          <w:lang w:val="fr_FR" w:bidi="fr_FR"/>
+        </w:rPr>
+        <w:t>12.41</w:t>
+      </w:r>
       <w:r>
         <w:rPr>
           <w:lang w:val="fr_FR" w:bidi="fr_FR"/>
         </w:rPr>
         <w:t xml:space="preserve"> ; </w:t>
       </w:r>
-      <w:hyperlink r:id="rId152">
-        <w:r>
-          <w:rPr>
-            <w:lang w:val="fr_FR" w:bidi="fr_FR"/>
-          </w:rPr>
-          <w:rPr>
-            <w:color w:val="0000EE"/>
-            <w:u w:val="single"/>
-          </w:rPr>
-          <w:t>15.40</w:t>
-        </w:r>
-      </w:hyperlink>
+      <w:r>
+        <w:rPr>
+          <w:lang w:val="fr_FR" w:bidi="fr_FR"/>
+        </w:rPr>
+        <w:t>15.40</w:t>
+      </w:r>
       <w:r>
         <w:rPr>
           <w:lang w:val="fr_FR" w:bidi="fr_FR"/>
         </w:rPr>
         <w:t xml:space="preserve">, </w:t>
       </w:r>
-      <w:hyperlink r:id="rId153">
-        <w:r>
-          <w:rPr>
-            <w:lang w:val="fr_FR" w:bidi="fr_FR"/>
-          </w:rPr>
-          <w:rPr>
-            <w:color w:val="0000EE"/>
-            <w:u w:val="single"/>
-          </w:rPr>
-          <w:t>47</w:t>
-        </w:r>
-      </w:hyperlink>
+      <w:r>
+        <w:rPr>
+          <w:lang w:val="fr_FR" w:bidi="fr_FR"/>
+        </w:rPr>
+        <w:t>47</w:t>
+      </w:r>
       <w:r>
         <w:rPr>
           <w:lang w:val="fr_FR" w:bidi="fr_FR"/>
         </w:rPr>
         <w:t xml:space="preserve"> ; </w:t>
       </w:r>
-      <w:hyperlink r:id="rId154">
-        <w:r>
-          <w:rPr>
-            <w:lang w:val="fr_FR" w:bidi="fr_FR"/>
-          </w:rPr>
-          <w:rPr>
-            <w:color w:val="0000EE"/>
-            <w:u w:val="single"/>
-          </w:rPr>
-          <w:t>16.4</w:t>
-        </w:r>
-      </w:hyperlink>
+      <w:r>
+        <w:rPr>
+          <w:lang w:val="fr_FR" w:bidi="fr_FR"/>
+        </w:rPr>
+        <w:t>16.4</w:t>
+      </w:r>
       <w:r>
         <w:rPr>
           <w:lang w:val="fr_FR" w:bidi="fr_FR"/>
@@ -20946,18 +20034,12 @@
         </w:rPr>
         <w:t xml:space="preserve"> Le nom grec traduit « stupeur » désigne un état de très grande surprise, au point d’être extrêmement étonné. Ce mot apparaît deux fois dans Marc : </w:t>
       </w:r>
-      <w:hyperlink r:id="rId38">
-        <w:r>
-          <w:rPr>
-            <w:lang w:val="fr_FR" w:bidi="fr_FR"/>
-          </w:rPr>
-          <w:rPr>
-            <w:color w:val="0000EE"/>
-            <w:u w:val="single"/>
-          </w:rPr>
-          <w:t>5.42</w:t>
-        </w:r>
-      </w:hyperlink>
+      <w:r>
+        <w:rPr>
+          <w:lang w:val="fr_FR" w:bidi="fr_FR"/>
+        </w:rPr>
+        <w:t>5.42</w:t>
+      </w:r>
       <w:r>
         <w:rPr>
           <w:lang w:val="fr_FR" w:bidi="fr_FR"/>
@@ -21060,18 +20142,12 @@
         </w:rPr>
         <w:t xml:space="preserve"> Le mot grec traduit « dureté de cœur » est le même qui apparaît dans </w:t>
       </w:r>
-      <w:hyperlink r:id="rId155">
-        <w:r>
-          <w:rPr>
-            <w:lang w:val="fr_FR" w:bidi="fr_FR"/>
-          </w:rPr>
-          <w:rPr>
-            <w:color w:val="0000EE"/>
-            <w:u w:val="single"/>
-          </w:rPr>
-          <w:t>Marc 10.5</w:t>
-        </w:r>
-      </w:hyperlink>
+      <w:r>
+        <w:rPr>
+          <w:lang w:val="fr_FR" w:bidi="fr_FR"/>
+        </w:rPr>
+        <w:t>Marc 10.5</w:t>
+      </w:r>
       <w:r>
         <w:rPr>
           <w:lang w:val="fr_FR" w:bidi="fr_FR"/>
@@ -21126,36 +20202,24 @@
         </w:rPr>
         <w:t xml:space="preserve"> Le verbe grec traduit « sera condamné » signifie juger qu’une personne est coupable et qu’elle doit être punie. Ce même verbe apparaît dans </w:t>
       </w:r>
-      <w:hyperlink r:id="rId21">
-        <w:r>
-          <w:rPr>
-            <w:lang w:val="fr_FR" w:bidi="fr_FR"/>
-          </w:rPr>
-          <w:rPr>
-            <w:color w:val="0000EE"/>
-            <w:u w:val="single"/>
-          </w:rPr>
-          <w:t>Marc 10.33</w:t>
-        </w:r>
-      </w:hyperlink>
+      <w:r>
+        <w:rPr>
+          <w:lang w:val="fr_FR" w:bidi="fr_FR"/>
+        </w:rPr>
+        <w:t>Marc 10.33</w:t>
+      </w:r>
       <w:r>
         <w:rPr>
           <w:lang w:val="fr_FR" w:bidi="fr_FR"/>
         </w:rPr>
         <w:t xml:space="preserve"> et </w:t>
       </w:r>
-      <w:hyperlink r:id="rId156">
-        <w:r>
-          <w:rPr>
-            <w:lang w:val="fr_FR" w:bidi="fr_FR"/>
-          </w:rPr>
-          <w:rPr>
-            <w:color w:val="0000EE"/>
-            <w:u w:val="single"/>
-          </w:rPr>
-          <w:t>14.64</w:t>
-        </w:r>
-      </w:hyperlink>
+      <w:r>
+        <w:rPr>
+          <w:lang w:val="fr_FR" w:bidi="fr_FR"/>
+        </w:rPr>
+        <w:t>14.64</w:t>
+      </w:r>
       <w:r>
         <w:rPr>
           <w:lang w:val="fr_FR" w:bidi="fr_FR"/>
